--- a/docs/DiaBite-PRD-One-Page.docx
+++ b/docs/DiaBite-PRD-One-Page.docx
@@ -4,11 +4,10 @@
   <w:body>
     <w:p>
       <w:pPr>
-        <w:spacing w:after="60"/>
-      </w:pPr>
-      <w:r>
-        <w:rPr>
-          <w:rFonts w:ascii="Georgia" w:cs="Georgia" w:eastAsia="Georgia" w:hAnsi="Georgia"/>
+        <w:spacing w:after="120"/>
+      </w:pPr>
+      <w:r>
+        <w:rPr>
           <w:b/>
           <w:bCs/>
           <w:color w:val="131C18"/>
@@ -20,239 +19,228 @@
     </w:p>
     <w:p>
       <w:pPr>
-        <w:spacing w:after="30"/>
-      </w:pPr>
-      <w:r>
-        <w:rPr>
-          <w:rFonts w:ascii="Consolas" w:cs="Consolas" w:eastAsia="Consolas" w:hAnsi="Consolas"/>
+        <w:spacing w:after="200"/>
+        <w:jc w:val="left"/>
+      </w:pPr>
+      <w:r>
+        <w:rPr>
           <w:b/>
           <w:bCs/>
           <w:color w:val="57655E"/>
-          <w:sz w:val="17"/>
-          <w:szCs w:val="17"/>
+          <w:sz w:val="19"/>
+          <w:szCs w:val="19"/>
         </w:rPr>
         <w:t xml:space="preserve">Date:</w:t>
       </w:r>
       <w:r>
         <w:rPr>
-          <w:rFonts w:ascii="Consolas" w:cs="Consolas" w:eastAsia="Consolas" w:hAnsi="Consolas"/>
           <w:color w:val="57655E"/>
-          <w:sz w:val="17"/>
-          <w:szCs w:val="17"/>
-        </w:rPr>
-        <w:t xml:space="preserve"> 16 September 2026 | </w:t>
-      </w:r>
-      <w:r>
-        <w:rPr>
-          <w:rFonts w:ascii="Consolas" w:cs="Consolas" w:eastAsia="Consolas" w:hAnsi="Consolas"/>
+          <w:sz w:val="19"/>
+          <w:szCs w:val="19"/>
+        </w:rPr>
+        <w:t xml:space="preserve"> 23 September 2026 | </w:t>
+      </w:r>
+      <w:r>
+        <w:rPr>
           <w:b/>
           <w:bCs/>
           <w:color w:val="57655E"/>
-          <w:sz w:val="17"/>
-          <w:szCs w:val="17"/>
+          <w:sz w:val="19"/>
+          <w:szCs w:val="19"/>
         </w:rPr>
         <w:t xml:space="preserve">Author:</w:t>
       </w:r>
       <w:r>
         <w:rPr>
-          <w:rFonts w:ascii="Consolas" w:cs="Consolas" w:eastAsia="Consolas" w:hAnsi="Consolas"/>
           <w:color w:val="57655E"/>
-          <w:sz w:val="17"/>
-          <w:szCs w:val="17"/>
+          <w:sz w:val="19"/>
+          <w:szCs w:val="19"/>
         </w:rPr>
         <w:t xml:space="preserve"> Nadia Babich | </w:t>
       </w:r>
       <w:r>
         <w:rPr>
-          <w:rFonts w:ascii="Consolas" w:cs="Consolas" w:eastAsia="Consolas" w:hAnsi="Consolas"/>
           <w:b/>
           <w:bCs/>
           <w:color w:val="57655E"/>
-          <w:sz w:val="17"/>
-          <w:szCs w:val="17"/>
+          <w:sz w:val="19"/>
+          <w:szCs w:val="19"/>
         </w:rPr>
         <w:t xml:space="preserve">Status:</w:t>
       </w:r>
       <w:r>
         <w:rPr>
-          <w:rFonts w:ascii="Consolas" w:cs="Consolas" w:eastAsia="Consolas" w:hAnsi="Consolas"/>
           <w:color w:val="57655E"/>
-          <w:sz w:val="17"/>
-          <w:szCs w:val="17"/>
-        </w:rPr>
-        <w:t xml:space="preserve"> Draft v1.1</w:t>
-      </w:r>
-    </w:p>
-    <w:p>
-      <w:pPr>
-        <w:spacing w:after="30"/>
-      </w:pPr>
-      <w:r>
-        <w:rPr>
-          <w:rFonts w:ascii="Consolas" w:cs="Consolas" w:eastAsia="Consolas" w:hAnsi="Consolas"/>
+          <w:sz w:val="19"/>
+          <w:szCs w:val="19"/>
+        </w:rPr>
+        <w:t xml:space="preserve"> Draft v1.2</w:t>
+      </w:r>
+    </w:p>
+    <w:p>
+      <w:pPr>
+        <w:spacing w:after="200"/>
+        <w:jc w:val="left"/>
+      </w:pPr>
+      <w:r>
+        <w:rPr>
           <w:b/>
           <w:bCs/>
           <w:color w:val="57655E"/>
-          <w:sz w:val="17"/>
-          <w:szCs w:val="17"/>
+          <w:sz w:val="19"/>
+          <w:szCs w:val="19"/>
         </w:rPr>
         <w:t xml:space="preserve">Market:</w:t>
       </w:r>
       <w:r>
         <w:rPr>
-          <w:rFonts w:ascii="Consolas" w:cs="Consolas" w:eastAsia="Consolas" w:hAnsi="Consolas"/>
           <w:color w:val="57655E"/>
-          <w:sz w:val="17"/>
-          <w:szCs w:val="17"/>
+          <w:sz w:val="19"/>
+          <w:szCs w:val="19"/>
         </w:rPr>
         <w:t xml:space="preserve"> United States | </w:t>
       </w:r>
       <w:r>
         <w:rPr>
-          <w:rFonts w:ascii="Consolas" w:cs="Consolas" w:eastAsia="Consolas" w:hAnsi="Consolas"/>
           <w:b/>
           <w:bCs/>
           <w:color w:val="57655E"/>
-          <w:sz w:val="17"/>
-          <w:szCs w:val="17"/>
+          <w:sz w:val="19"/>
+          <w:szCs w:val="19"/>
         </w:rPr>
         <w:t xml:space="preserve">Build:</w:t>
       </w:r>
       <w:r>
         <w:rPr>
-          <w:rFonts w:ascii="Consolas" w:cs="Consolas" w:eastAsia="Consolas" w:hAnsi="Consolas"/>
           <w:color w:val="57655E"/>
-          <w:sz w:val="17"/>
-          <w:szCs w:val="17"/>
+          <w:sz w:val="19"/>
+          <w:szCs w:val="19"/>
         </w:rPr>
         <w:t xml:space="preserve"> 5 weeks, solo, AI-assisted | </w:t>
       </w:r>
       <w:r>
         <w:rPr>
-          <w:rFonts w:ascii="Consolas" w:cs="Consolas" w:eastAsia="Consolas" w:hAnsi="Consolas"/>
           <w:b/>
           <w:bCs/>
           <w:color w:val="57655E"/>
-          <w:sz w:val="17"/>
-          <w:szCs w:val="17"/>
+          <w:sz w:val="19"/>
+          <w:szCs w:val="19"/>
         </w:rPr>
         <w:t xml:space="preserve">Outcome:</w:t>
       </w:r>
       <w:r>
         <w:rPr>
-          <w:rFonts w:ascii="Consolas" w:cs="Consolas" w:eastAsia="Consolas" w:hAnsi="Consolas"/>
           <w:color w:val="57655E"/>
-          <w:sz w:val="17"/>
-          <w:szCs w:val="17"/>
+          <w:sz w:val="19"/>
+          <w:szCs w:val="19"/>
         </w:rPr>
         <w:t xml:space="preserve"> working demo for a pitch</w:t>
       </w:r>
     </w:p>
     <w:p>
       <w:pPr>
-        <w:keepNext/>
+        <w:pStyle w:val="Heading2"/>
         <w:pBdr>
-          <w:bottom w:val="single" w:color="D9E1DD" w:sz="6" w:space="3"/>
+          <w:bottom w:val="single" w:color="D9E1DD" w:sz="6" w:space="4"/>
         </w:pBdr>
-        <w:spacing w:after="60" w:before="190"/>
-      </w:pPr>
-      <w:r>
-        <w:rPr>
-          <w:rFonts w:ascii="Calibri" w:cs="Calibri" w:eastAsia="Calibri" w:hAnsi="Calibri"/>
-          <w:b/>
-          <w:bCs/>
+        <w:spacing w:after="120" w:before="280"/>
+      </w:pPr>
+      <w:r>
+        <w:rPr>
+          <w:b/>
+          <w:bCs/>
+          <w:caps w:val="false"/>
           <w:color w:val="1C6B49"/>
-          <w:spacing w:val="25"/>
-          <w:sz w:val="17"/>
-          <w:szCs w:val="17"/>
-        </w:rPr>
-        <w:t xml:space="preserve">PROBLEM</w:t>
-      </w:r>
-    </w:p>
-    <w:p>
-      <w:pPr>
-        <w:spacing w:after="80" w:line="264"/>
-      </w:pPr>
-      <w:r>
-        <w:rPr>
-          <w:rFonts w:ascii="Calibri" w:cs="Calibri" w:eastAsia="Calibri" w:hAnsi="Calibri"/>
-          <w:sz w:val="20"/>
-          <w:szCs w:val="20"/>
+          <w:sz w:val="24"/>
+          <w:szCs w:val="24"/>
+        </w:rPr>
+        <w:t xml:space="preserve">Problem</w:t>
+      </w:r>
+    </w:p>
+    <w:p>
+      <w:pPr>
+        <w:spacing w:after="140"/>
+        <w:jc w:val="left"/>
+      </w:pPr>
+      <w:r>
+        <w:rPr>
+          <w:color w:val="131C18"/>
+          <w:sz w:val="21"/>
+          <w:szCs w:val="21"/>
         </w:rPr>
         <w:t xml:space="preserve">People with type 2 diabetes, prediabetes, or insulin resistance face one narrow question five to seven times a day — </w:t>
       </w:r>
       <w:r>
         <w:rPr>
-          <w:rFonts w:ascii="Calibri" w:cs="Calibri" w:eastAsia="Calibri" w:hAnsi="Calibri"/>
           <w:i/>
           <w:iCs/>
-          <w:sz w:val="20"/>
-          <w:szCs w:val="20"/>
+          <w:color w:val="131C18"/>
+          <w:sz w:val="21"/>
+          <w:szCs w:val="21"/>
         </w:rPr>
         <w:t xml:space="preserve">can I eat this, how much, and with what?</w:t>
       </w:r>
       <w:r>
         <w:rPr>
-          <w:rFonts w:ascii="Calibri" w:cs="Calibri" w:eastAsia="Calibri" w:hAnsi="Calibri"/>
-          <w:sz w:val="20"/>
-          <w:szCs w:val="20"/>
+          <w:color w:val="131C18"/>
+          <w:sz w:val="21"/>
+          <w:szCs w:val="21"/>
         </w:rPr>
         <w:t xml:space="preserve"> — and the tools they are given either don't answer it (a printed food list) or make answering it so laborious that logging collapses within weeks (a calorie app). The job is bookkeeping, not knowledge: turning a real meal into grams and glycemic load, and holding a running daily budget.</w:t>
       </w:r>
     </w:p>
     <w:p>
       <w:pPr>
-        <w:keepNext/>
+        <w:pStyle w:val="Heading2"/>
         <w:pBdr>
-          <w:bottom w:val="single" w:color="D9E1DD" w:sz="6" w:space="3"/>
+          <w:bottom w:val="single" w:color="D9E1DD" w:sz="6" w:space="4"/>
         </w:pBdr>
-        <w:spacing w:after="60" w:before="190"/>
-      </w:pPr>
-      <w:r>
-        <w:rPr>
-          <w:rFonts w:ascii="Calibri" w:cs="Calibri" w:eastAsia="Calibri" w:hAnsi="Calibri"/>
-          <w:b/>
-          <w:bCs/>
+        <w:spacing w:after="120" w:before="280"/>
+      </w:pPr>
+      <w:r>
+        <w:rPr>
+          <w:b/>
+          <w:bCs/>
+          <w:caps w:val="false"/>
           <w:color w:val="1C6B49"/>
-          <w:spacing w:val="25"/>
-          <w:sz w:val="17"/>
-          <w:szCs w:val="17"/>
-        </w:rPr>
-        <w:t xml:space="preserve">SOLUTION</w:t>
-      </w:r>
-    </w:p>
-    <w:p>
-      <w:pPr>
-        <w:spacing w:after="80" w:line="264"/>
-      </w:pPr>
-      <w:r>
-        <w:rPr>
-          <w:rFonts w:ascii="Calibri" w:cs="Calibri" w:eastAsia="Calibri" w:hAnsi="Calibri"/>
-          <w:sz w:val="20"/>
-          <w:szCs w:val="20"/>
-        </w:rPr>
-        <w:t xml:space="preserve">An agentic copilot that does the bookkeeping from a sentence. A model reads a free-text meal and decides which tools to call; a deterministic engine computes every number; a verifier rejects any answer containing a number no tool returned. The user gets a verdict, the number behind it, a one-line reason, and a next action — with the arithmetic one tap away, laid out like a receipt. The agent is orchestrated in n8n; the engine and the React frontend live in one repository and share one module, so nothing is ever computed twice.</w:t>
-      </w:r>
-    </w:p>
-    <w:p>
-      <w:pPr>
-        <w:keepNext/>
+          <w:sz w:val="24"/>
+          <w:szCs w:val="24"/>
+        </w:rPr>
+        <w:t xml:space="preserve">Solution</w:t>
+      </w:r>
+    </w:p>
+    <w:p>
+      <w:pPr>
+        <w:spacing w:after="140"/>
+        <w:jc w:val="left"/>
+      </w:pPr>
+      <w:r>
+        <w:rPr>
+          <w:color w:val="131C18"/>
+          <w:sz w:val="21"/>
+          <w:szCs w:val="21"/>
+        </w:rPr>
+        <w:t xml:space="preserve">An agentic copilot that does the bookkeeping from a sentence. A model reads a free-text meal and decides which tools to call; a deterministic engine computes every number; a verifier rejects any answer containing a number no tool returned. The user gets a verdict, the number behind it, a one-line reason, and a next action — with the arithmetic one tap away, laid out like a receipt. The agent is orchestrated in Azure AI Foundry; the engine runs as a container in Azure and serves both the agent's tools and the app's one route; the engine and the React frontend live in one repository and share one module, so nothing is ever computed twice.</w:t>
+      </w:r>
+    </w:p>
+    <w:p>
+      <w:pPr>
+        <w:pStyle w:val="Heading2"/>
         <w:pBdr>
-          <w:bottom w:val="single" w:color="D9E1DD" w:sz="6" w:space="3"/>
+          <w:bottom w:val="single" w:color="D9E1DD" w:sz="6" w:space="4"/>
         </w:pBdr>
-        <w:spacing w:after="60" w:before="190"/>
-      </w:pPr>
-      <w:r>
-        <w:rPr>
-          <w:rFonts w:ascii="Calibri" w:cs="Calibri" w:eastAsia="Calibri" w:hAnsi="Calibri"/>
-          <w:b/>
-          <w:bCs/>
+        <w:spacing w:after="120" w:before="280"/>
+      </w:pPr>
+      <w:r>
+        <w:rPr>
+          <w:b/>
+          <w:bCs/>
+          <w:caps w:val="false"/>
           <w:color w:val="1C6B49"/>
-          <w:spacing w:val="25"/>
-          <w:sz w:val="17"/>
-          <w:szCs w:val="17"/>
-        </w:rPr>
-        <w:t xml:space="preserve">WHY NOW?</w:t>
+          <w:sz w:val="24"/>
+          <w:szCs w:val="24"/>
+        </w:rPr>
+        <w:t xml:space="preserve">Why Now?</w:t>
       </w:r>
     </w:p>
     <w:p>
@@ -262,33 +250,33 @@
           <w:ilvl w:val="0"/>
           <w:numId w:val="2"/>
         </w:numPr>
-        <w:spacing w:after="40" w:line="264"/>
-      </w:pPr>
-      <w:r>
-        <w:rPr>
-          <w:rFonts w:ascii="Calibri" w:cs="Calibri" w:eastAsia="Calibri" w:hAnsi="Calibri"/>
-          <w:b/>
-          <w:bCs/>
-          <w:sz w:val="20"/>
-          <w:szCs w:val="20"/>
+        <w:spacing w:after="80"/>
+      </w:pPr>
+      <w:r>
+        <w:rPr>
+          <w:b/>
+          <w:bCs/>
+          <w:color w:val="131C18"/>
+          <w:sz w:val="21"/>
+          <w:szCs w:val="21"/>
         </w:rPr>
         <w:t xml:space="preserve">The population is huge and under-served.</w:t>
       </w:r>
       <w:r>
         <w:rPr>
-          <w:rFonts w:ascii="Calibri" w:cs="Calibri" w:eastAsia="Calibri" w:hAnsi="Calibri"/>
-          <w:sz w:val="20"/>
-          <w:szCs w:val="20"/>
+          <w:color w:val="131C18"/>
+          <w:sz w:val="21"/>
+          <w:szCs w:val="21"/>
         </w:rPr>
         <w:t xml:space="preserve"> 97.6M US adults have prediabetes and over 80% don't know it; diet is first-line treatment, yet only a low single-digit share of eligible Medicare beneficiaries ever use the nutrition therapy they are entitled to. </w:t>
       </w:r>
       <w:r>
         <w:rPr>
-          <w:rFonts w:ascii="Calibri" w:cs="Calibri" w:eastAsia="Calibri" w:hAnsi="Calibri"/>
-          <w:b/>
-          <w:bCs/>
-          <w:sz w:val="20"/>
-          <w:szCs w:val="20"/>
+          <w:b/>
+          <w:bCs/>
+          <w:color w:val="131C18"/>
+          <w:sz w:val="21"/>
+          <w:szCs w:val="21"/>
         </w:rPr>
         <w:t xml:space="preserve">[verify — CDC, ADA]</w:t>
       </w:r>
@@ -300,23 +288,23 @@
           <w:ilvl w:val="0"/>
           <w:numId w:val="2"/>
         </w:numPr>
-        <w:spacing w:after="40" w:line="264"/>
-      </w:pPr>
-      <w:r>
-        <w:rPr>
-          <w:rFonts w:ascii="Calibri" w:cs="Calibri" w:eastAsia="Calibri" w:hAnsi="Calibri"/>
-          <w:b/>
-          <w:bCs/>
-          <w:sz w:val="20"/>
-          <w:szCs w:val="20"/>
+        <w:spacing w:after="80"/>
+      </w:pPr>
+      <w:r>
+        <w:rPr>
+          <w:b/>
+          <w:bCs/>
+          <w:color w:val="131C18"/>
+          <w:sz w:val="21"/>
+          <w:szCs w:val="21"/>
         </w:rPr>
         <w:t xml:space="preserve">The market has been educated.</w:t>
       </w:r>
       <w:r>
         <w:rPr>
-          <w:rFonts w:ascii="Calibri" w:cs="Calibri" w:eastAsia="Calibri" w:hAnsi="Calibri"/>
-          <w:sz w:val="20"/>
-          <w:szCs w:val="20"/>
+          <w:color w:val="131C18"/>
+          <w:sz w:val="21"/>
+          <w:szCs w:val="21"/>
         </w:rPr>
         <w:t xml:space="preserve"> ZOE, Levels and Nutrisense taught consumers what a glycemic response is — then gated it behind $100+/month sensors.</w:t>
       </w:r>
@@ -328,23 +316,23 @@
           <w:ilvl w:val="0"/>
           <w:numId w:val="2"/>
         </w:numPr>
-        <w:spacing w:after="40" w:line="264"/>
-      </w:pPr>
-      <w:r>
-        <w:rPr>
-          <w:rFonts w:ascii="Calibri" w:cs="Calibri" w:eastAsia="Calibri" w:hAnsi="Calibri"/>
-          <w:b/>
-          <w:bCs/>
-          <w:sz w:val="20"/>
-          <w:szCs w:val="20"/>
+        <w:spacing w:after="80"/>
+      </w:pPr>
+      <w:r>
+        <w:rPr>
+          <w:b/>
+          <w:bCs/>
+          <w:color w:val="131C18"/>
+          <w:sz w:val="21"/>
+          <w:szCs w:val="21"/>
         </w:rPr>
         <w:t xml:space="preserve">The technology just became trustworthy.</w:t>
       </w:r>
       <w:r>
         <w:rPr>
-          <w:rFonts w:ascii="Calibri" w:cs="Calibri" w:eastAsia="Calibri" w:hAnsi="Calibri"/>
-          <w:sz w:val="20"/>
-          <w:szCs w:val="20"/>
+          <w:color w:val="131C18"/>
+          <w:sz w:val="21"/>
+          <w:szCs w:val="21"/>
         </w:rPr>
         <w:t xml:space="preserve"> Tool-calling models make free-text meal understanding cheap; a deterministic core makes the numbers reproducible. Neither was true two years ago, and a general chatbot still gives two different glycemic loads for the same meal.</w:t>
       </w:r>
@@ -356,51 +344,64 @@
           <w:ilvl w:val="0"/>
           <w:numId w:val="2"/>
         </w:numPr>
-        <w:spacing w:after="40" w:line="264"/>
-      </w:pPr>
-      <w:r>
-        <w:rPr>
-          <w:rFonts w:ascii="Calibri" w:cs="Calibri" w:eastAsia="Calibri" w:hAnsi="Calibri"/>
-          <w:b/>
-          <w:bCs/>
-          <w:sz w:val="20"/>
-          <w:szCs w:val="20"/>
+        <w:spacing w:after="80"/>
+      </w:pPr>
+      <w:r>
+        <w:rPr>
+          <w:b/>
+          <w:bCs/>
+          <w:color w:val="131C18"/>
+          <w:sz w:val="21"/>
+          <w:szCs w:val="21"/>
         </w:rPr>
         <w:t xml:space="preserve">No one shows the arithmetic.</w:t>
       </w:r>
       <w:r>
         <w:rPr>
-          <w:rFonts w:ascii="Calibri" w:cs="Calibri" w:eastAsia="Calibri" w:hAnsi="Calibri"/>
-          <w:sz w:val="20"/>
-          <w:szCs w:val="20"/>
+          <w:color w:val="131C18"/>
+          <w:sz w:val="21"/>
+          <w:szCs w:val="21"/>
         </w:rPr>
         <w:t xml:space="preserve"> Levels and ZOE give a score you cannot question; MyFitnessPal gives a database and 3–5 minutes of work per meal with no glycemic index at all; GI-lookup apps give a table with no verdict. The legible answer is an open position.</w:t>
       </w:r>
     </w:p>
     <w:p>
       <w:pPr>
-        <w:keepNext/>
+        <w:pStyle w:val="Heading2"/>
         <w:pBdr>
-          <w:bottom w:val="single" w:color="D9E1DD" w:sz="6" w:space="3"/>
+          <w:bottom w:val="single" w:color="D9E1DD" w:sz="6" w:space="4"/>
         </w:pBdr>
-        <w:spacing w:after="60" w:before="190"/>
-      </w:pPr>
-      <w:r>
-        <w:rPr>
-          <w:rFonts w:ascii="Calibri" w:cs="Calibri" w:eastAsia="Calibri" w:hAnsi="Calibri"/>
-          <w:b/>
-          <w:bCs/>
+        <w:spacing w:after="120" w:before="280"/>
+      </w:pPr>
+      <w:r>
+        <w:rPr>
+          <w:b/>
+          <w:bCs/>
+          <w:caps w:val="false"/>
           <w:color w:val="1C6B49"/>
-          <w:spacing w:val="25"/>
-          <w:sz w:val="17"/>
-          <w:szCs w:val="17"/>
-        </w:rPr>
-        <w:t xml:space="preserve">SUCCESS METRICS</w:t>
+          <w:sz w:val="24"/>
+          <w:szCs w:val="24"/>
+        </w:rPr>
+        <w:t xml:space="preserve">Success Metrics</w:t>
+      </w:r>
+    </w:p>
+    <w:p>
+      <w:pPr>
+        <w:spacing w:after="140"/>
+        <w:jc w:val="left"/>
+      </w:pPr>
+      <w:r>
+        <w:rPr>
+          <w:color w:val="131C18"/>
+          <w:sz w:val="21"/>
+          <w:szCs w:val="21"/>
+        </w:rPr>
+        <w:t xml:space="preserve">Current column measured on 23 September 2026: 15 agent cases run against the deployed agent, 13 passed.</w:t>
       </w:r>
     </w:p>
     <w:tbl>
       <w:tblPr>
-        <w:tblW w:type="dxa" w:w="9360"/>
+        <w:tblW w:type="dxa" w:w="9400"/>
         <w:tblBorders>
           <w:top w:val="single" w:color="auto" w:sz="4"/>
           <w:left w:val="single" w:color="auto" w:sz="4"/>
@@ -411,9 +412,9 @@
         </w:tblBorders>
       </w:tblPr>
       <w:tblGrid>
-        <w:gridCol w:w="3120"/>
-        <w:gridCol w:w="3120"/>
-        <w:gridCol w:w="3120"/>
+        <w:gridCol w:w="4200"/>
+        <w:gridCol w:w="2600"/>
+        <w:gridCol w:w="2600"/>
       </w:tblGrid>
       <w:tr>
         <w:trPr>
@@ -421,25 +422,21 @@
         </w:trPr>
         <w:tc>
           <w:tcPr>
-            <w:tcW w:type="dxa" w:w="3120"/>
-            <w:shd w:fill="E2EFE8" w:color="auto" w:val="clear"/>
+            <w:tcW w:type="dxa" w:w="4200"/>
+            <w:shd w:fill="EAF0EC" w:color="auto" w:val="clear"/>
             <w:tcMar>
-              <w:top w:type="dxa" w:w="90"/>
-              <w:left w:type="dxa" w:w="110"/>
-              <w:bottom w:type="dxa" w:w="90"/>
-              <w:right w:type="dxa" w:w="110"/>
+              <w:top w:type="dxa" w:w="80"/>
+              <w:left w:type="dxa" w:w="120"/>
+              <w:bottom w:type="dxa" w:w="80"/>
+              <w:right w:type="dxa" w:w="120"/>
             </w:tcMar>
           </w:tcPr>
           <w:p>
-            <w:pPr>
-              <w:spacing w:after="0"/>
-            </w:pPr>
-            <w:r>
-              <w:rPr>
-                <w:rFonts w:ascii="Calibri" w:cs="Calibri" w:eastAsia="Calibri" w:hAnsi="Calibri"/>
+            <w:r>
+              <w:rPr>
                 <w:b/>
                 <w:bCs/>
-                <w:color w:val="1C6B49"/>
+                <w:color w:val="131C18"/>
                 <w:sz w:val="19"/>
                 <w:szCs w:val="19"/>
               </w:rPr>
@@ -449,25 +446,21 @@
         </w:tc>
         <w:tc>
           <w:tcPr>
-            <w:tcW w:type="dxa" w:w="3120"/>
-            <w:shd w:fill="E2EFE8" w:color="auto" w:val="clear"/>
+            <w:tcW w:type="dxa" w:w="2600"/>
+            <w:shd w:fill="EAF0EC" w:color="auto" w:val="clear"/>
             <w:tcMar>
-              <w:top w:type="dxa" w:w="90"/>
-              <w:left w:type="dxa" w:w="110"/>
-              <w:bottom w:type="dxa" w:w="90"/>
-              <w:right w:type="dxa" w:w="110"/>
+              <w:top w:type="dxa" w:w="80"/>
+              <w:left w:type="dxa" w:w="120"/>
+              <w:bottom w:type="dxa" w:w="80"/>
+              <w:right w:type="dxa" w:w="120"/>
             </w:tcMar>
           </w:tcPr>
           <w:p>
-            <w:pPr>
-              <w:spacing w:after="0"/>
-            </w:pPr>
-            <w:r>
-              <w:rPr>
-                <w:rFonts w:ascii="Calibri" w:cs="Calibri" w:eastAsia="Calibri" w:hAnsi="Calibri"/>
+            <w:r>
+              <w:rPr>
                 <w:b/>
                 <w:bCs/>
-                <w:color w:val="1C6B49"/>
+                <w:color w:val="131C18"/>
                 <w:sz w:val="19"/>
                 <w:szCs w:val="19"/>
               </w:rPr>
@@ -477,25 +470,21 @@
         </w:tc>
         <w:tc>
           <w:tcPr>
-            <w:tcW w:type="dxa" w:w="3120"/>
-            <w:shd w:fill="E2EFE8" w:color="auto" w:val="clear"/>
+            <w:tcW w:type="dxa" w:w="2600"/>
+            <w:shd w:fill="EAF0EC" w:color="auto" w:val="clear"/>
             <w:tcMar>
-              <w:top w:type="dxa" w:w="90"/>
-              <w:left w:type="dxa" w:w="110"/>
-              <w:bottom w:type="dxa" w:w="90"/>
-              <w:right w:type="dxa" w:w="110"/>
+              <w:top w:type="dxa" w:w="80"/>
+              <w:left w:type="dxa" w:w="120"/>
+              <w:bottom w:type="dxa" w:w="80"/>
+              <w:right w:type="dxa" w:w="120"/>
             </w:tcMar>
           </w:tcPr>
           <w:p>
-            <w:pPr>
-              <w:spacing w:after="0"/>
-            </w:pPr>
-            <w:r>
-              <w:rPr>
-                <w:rFonts w:ascii="Calibri" w:cs="Calibri" w:eastAsia="Calibri" w:hAnsi="Calibri"/>
+            <w:r>
+              <w:rPr>
                 <w:b/>
                 <w:bCs/>
-                <w:color w:val="1C6B49"/>
+                <w:color w:val="131C18"/>
                 <w:sz w:val="19"/>
                 <w:szCs w:val="19"/>
               </w:rPr>
@@ -510,21 +499,17 @@
         </w:trPr>
         <w:tc>
           <w:tcPr>
-            <w:tcW w:type="dxa" w:w="3120"/>
+            <w:tcW w:type="dxa" w:w="4200"/>
             <w:tcMar>
-              <w:top w:type="dxa" w:w="90"/>
-              <w:left w:type="dxa" w:w="110"/>
-              <w:bottom w:type="dxa" w:w="90"/>
-              <w:right w:type="dxa" w:w="110"/>
+              <w:top w:type="dxa" w:w="80"/>
+              <w:left w:type="dxa" w:w="120"/>
+              <w:bottom w:type="dxa" w:w="80"/>
+              <w:right w:type="dxa" w:w="120"/>
             </w:tcMar>
           </w:tcPr>
           <w:p>
-            <w:pPr>
-              <w:spacing w:after="0"/>
-            </w:pPr>
-            <w:r>
-              <w:rPr>
-                <w:rFonts w:ascii="Calibri" w:cs="Calibri" w:eastAsia="Calibri" w:hAnsi="Calibri"/>
+            <w:r>
+              <w:rPr>
                 <w:b w:val="false"/>
                 <w:bCs w:val="false"/>
                 <w:color w:val="131C18"/>
@@ -537,50 +522,52 @@
         </w:tc>
         <w:tc>
           <w:tcPr>
-            <w:tcW w:type="dxa" w:w="3120"/>
+            <w:tcW w:type="dxa" w:w="2600"/>
             <w:tcMar>
-              <w:top w:type="dxa" w:w="90"/>
-              <w:left w:type="dxa" w:w="110"/>
-              <w:bottom w:type="dxa" w:w="90"/>
-              <w:right w:type="dxa" w:w="110"/>
+              <w:top w:type="dxa" w:w="80"/>
+              <w:left w:type="dxa" w:w="120"/>
+              <w:bottom w:type="dxa" w:w="80"/>
+              <w:right w:type="dxa" w:w="120"/>
             </w:tcMar>
           </w:tcPr>
           <w:p>
-            <w:pPr>
-              <w:spacing w:after="0"/>
-            </w:pPr>
-            <w:r>
-              <w:rPr>
-                <w:rFonts w:ascii="Calibri" w:cs="Calibri" w:eastAsia="Calibri" w:hAnsi="Calibri"/>
-                <w:b w:val="false"/>
-                <w:bCs w:val="false"/>
-                <w:color w:val="131C18"/>
-                <w:sz w:val="19"/>
-                <w:szCs w:val="19"/>
-              </w:rPr>
-              <w:t xml:space="preserve">not measured</w:t>
+            <w:r>
+              <w:rPr>
+                <w:b w:val="false"/>
+                <w:bCs w:val="false"/>
+                <w:color w:val="131C18"/>
+                <w:sz w:val="19"/>
+                <w:szCs w:val="19"/>
+              </w:rPr>
+              <w:t xml:space="preserve">0</w:t>
+            </w:r>
+            <w:r>
+              <w:rPr>
+                <w:b w:val="false"/>
+                <w:bCs w:val="false"/>
+                <w:color w:val="131C18"/>
+                <w:sz w:val="19"/>
+                <w:szCs w:val="19"/>
+              </w:rPr>
+              <w:t xml:space="preserve"> across the run</w:t>
             </w:r>
           </w:p>
         </w:tc>
         <w:tc>
           <w:tcPr>
-            <w:tcW w:type="dxa" w:w="3120"/>
+            <w:tcW w:type="dxa" w:w="2600"/>
             <w:tcMar>
-              <w:top w:type="dxa" w:w="90"/>
-              <w:left w:type="dxa" w:w="110"/>
-              <w:bottom w:type="dxa" w:w="90"/>
-              <w:right w:type="dxa" w:w="110"/>
+              <w:top w:type="dxa" w:w="80"/>
+              <w:left w:type="dxa" w:w="120"/>
+              <w:bottom w:type="dxa" w:w="80"/>
+              <w:right w:type="dxa" w:w="120"/>
             </w:tcMar>
           </w:tcPr>
           <w:p>
-            <w:pPr>
-              <w:spacing w:after="0"/>
-            </w:pPr>
-            <w:r>
-              <w:rPr>
-                <w:rFonts w:ascii="Calibri" w:cs="Calibri" w:eastAsia="Calibri" w:hAnsi="Calibri"/>
-                <w:b/>
-                <w:bCs/>
+            <w:r>
+              <w:rPr>
+                <w:b w:val="false"/>
+                <w:bCs w:val="false"/>
                 <w:color w:val="131C18"/>
                 <w:sz w:val="19"/>
                 <w:szCs w:val="19"/>
@@ -589,7 +576,6 @@
             </w:r>
             <w:r>
               <w:rPr>
-                <w:rFonts w:ascii="Calibri" w:cs="Calibri" w:eastAsia="Calibri" w:hAnsi="Calibri"/>
                 <w:b w:val="false"/>
                 <w:bCs w:val="false"/>
                 <w:color w:val="131C18"/>
@@ -607,21 +593,17 @@
         </w:trPr>
         <w:tc>
           <w:tcPr>
-            <w:tcW w:type="dxa" w:w="3120"/>
+            <w:tcW w:type="dxa" w:w="4200"/>
             <w:tcMar>
-              <w:top w:type="dxa" w:w="90"/>
-              <w:left w:type="dxa" w:w="110"/>
-              <w:bottom w:type="dxa" w:w="90"/>
-              <w:right w:type="dxa" w:w="110"/>
+              <w:top w:type="dxa" w:w="80"/>
+              <w:left w:type="dxa" w:w="120"/>
+              <w:bottom w:type="dxa" w:w="80"/>
+              <w:right w:type="dxa" w:w="120"/>
             </w:tcMar>
           </w:tcPr>
           <w:p>
-            <w:pPr>
-              <w:spacing w:after="0"/>
-            </w:pPr>
-            <w:r>
-              <w:rPr>
-                <w:rFonts w:ascii="Calibri" w:cs="Calibri" w:eastAsia="Calibri" w:hAnsi="Calibri"/>
+            <w:r>
+              <w:rPr>
                 <w:b w:val="false"/>
                 <w:bCs w:val="false"/>
                 <w:color w:val="131C18"/>
@@ -634,50 +616,52 @@
         </w:tc>
         <w:tc>
           <w:tcPr>
-            <w:tcW w:type="dxa" w:w="3120"/>
+            <w:tcW w:type="dxa" w:w="2600"/>
             <w:tcMar>
-              <w:top w:type="dxa" w:w="90"/>
-              <w:left w:type="dxa" w:w="110"/>
-              <w:bottom w:type="dxa" w:w="90"/>
-              <w:right w:type="dxa" w:w="110"/>
+              <w:top w:type="dxa" w:w="80"/>
+              <w:left w:type="dxa" w:w="120"/>
+              <w:bottom w:type="dxa" w:w="80"/>
+              <w:right w:type="dxa" w:w="120"/>
             </w:tcMar>
           </w:tcPr>
           <w:p>
-            <w:pPr>
-              <w:spacing w:after="0"/>
-            </w:pPr>
-            <w:r>
-              <w:rPr>
-                <w:rFonts w:ascii="Calibri" w:cs="Calibri" w:eastAsia="Calibri" w:hAnsi="Calibri"/>
-                <w:b w:val="false"/>
-                <w:bCs w:val="false"/>
-                <w:color w:val="131C18"/>
-                <w:sz w:val="19"/>
-                <w:szCs w:val="19"/>
-              </w:rPr>
-              <w:t xml:space="preserve">not measured</w:t>
+            <w:r>
+              <w:rPr>
+                <w:b w:val="false"/>
+                <w:bCs w:val="false"/>
+                <w:color w:val="131C18"/>
+                <w:sz w:val="19"/>
+                <w:szCs w:val="19"/>
+              </w:rPr>
+              <w:t xml:space="preserve">100%</w:t>
+            </w:r>
+            <w:r>
+              <w:rPr>
+                <w:b w:val="false"/>
+                <w:bCs w:val="false"/>
+                <w:color w:val="131C18"/>
+                <w:sz w:val="19"/>
+                <w:szCs w:val="19"/>
+              </w:rPr>
+              <w:t xml:space="preserve"> on the scripted probes</w:t>
             </w:r>
           </w:p>
         </w:tc>
         <w:tc>
           <w:tcPr>
-            <w:tcW w:type="dxa" w:w="3120"/>
+            <w:tcW w:type="dxa" w:w="2600"/>
             <w:tcMar>
-              <w:top w:type="dxa" w:w="90"/>
-              <w:left w:type="dxa" w:w="110"/>
-              <w:bottom w:type="dxa" w:w="90"/>
-              <w:right w:type="dxa" w:w="110"/>
+              <w:top w:type="dxa" w:w="80"/>
+              <w:left w:type="dxa" w:w="120"/>
+              <w:bottom w:type="dxa" w:w="80"/>
+              <w:right w:type="dxa" w:w="120"/>
             </w:tcMar>
           </w:tcPr>
           <w:p>
-            <w:pPr>
-              <w:spacing w:after="0"/>
-            </w:pPr>
-            <w:r>
-              <w:rPr>
-                <w:rFonts w:ascii="Calibri" w:cs="Calibri" w:eastAsia="Calibri" w:hAnsi="Calibri"/>
-                <w:b/>
-                <w:bCs/>
+            <w:r>
+              <w:rPr>
+                <w:b w:val="false"/>
+                <w:bCs w:val="false"/>
                 <w:color w:val="131C18"/>
                 <w:sz w:val="19"/>
                 <w:szCs w:val="19"/>
@@ -686,7 +670,6 @@
             </w:r>
             <w:r>
               <w:rPr>
-                <w:rFonts w:ascii="Calibri" w:cs="Calibri" w:eastAsia="Calibri" w:hAnsi="Calibri"/>
                 <w:b w:val="false"/>
                 <w:bCs w:val="false"/>
                 <w:color w:val="131C18"/>
@@ -704,21 +687,17 @@
         </w:trPr>
         <w:tc>
           <w:tcPr>
-            <w:tcW w:type="dxa" w:w="3120"/>
+            <w:tcW w:type="dxa" w:w="4200"/>
             <w:tcMar>
-              <w:top w:type="dxa" w:w="90"/>
-              <w:left w:type="dxa" w:w="110"/>
-              <w:bottom w:type="dxa" w:w="90"/>
-              <w:right w:type="dxa" w:w="110"/>
+              <w:top w:type="dxa" w:w="80"/>
+              <w:left w:type="dxa" w:w="120"/>
+              <w:bottom w:type="dxa" w:w="80"/>
+              <w:right w:type="dxa" w:w="120"/>
             </w:tcMar>
           </w:tcPr>
           <w:p>
-            <w:pPr>
-              <w:spacing w:after="0"/>
-            </w:pPr>
-            <w:r>
-              <w:rPr>
-                <w:rFonts w:ascii="Calibri" w:cs="Calibri" w:eastAsia="Calibri" w:hAnsi="Calibri"/>
+            <w:r>
+              <w:rPr>
                 <w:b w:val="false"/>
                 <w:bCs w:val="false"/>
                 <w:color w:val="131C18"/>
@@ -731,50 +710,52 @@
         </w:tc>
         <w:tc>
           <w:tcPr>
-            <w:tcW w:type="dxa" w:w="3120"/>
+            <w:tcW w:type="dxa" w:w="2600"/>
             <w:tcMar>
-              <w:top w:type="dxa" w:w="90"/>
-              <w:left w:type="dxa" w:w="110"/>
-              <w:bottom w:type="dxa" w:w="90"/>
-              <w:right w:type="dxa" w:w="110"/>
+              <w:top w:type="dxa" w:w="80"/>
+              <w:left w:type="dxa" w:w="120"/>
+              <w:bottom w:type="dxa" w:w="80"/>
+              <w:right w:type="dxa" w:w="120"/>
             </w:tcMar>
           </w:tcPr>
           <w:p>
-            <w:pPr>
-              <w:spacing w:after="0"/>
-            </w:pPr>
-            <w:r>
-              <w:rPr>
-                <w:rFonts w:ascii="Calibri" w:cs="Calibri" w:eastAsia="Calibri" w:hAnsi="Calibri"/>
-                <w:b w:val="false"/>
-                <w:bCs w:val="false"/>
-                <w:color w:val="131C18"/>
-                <w:sz w:val="19"/>
-                <w:szCs w:val="19"/>
-              </w:rPr>
-              <w:t xml:space="preserve">not measured</w:t>
+            <w:r>
+              <w:rPr>
+                <w:b w:val="false"/>
+                <w:bCs w:val="false"/>
+                <w:color w:val="131C18"/>
+                <w:sz w:val="19"/>
+                <w:szCs w:val="19"/>
+              </w:rPr>
+              <w:t xml:space="preserve">100%</w:t>
+            </w:r>
+            <w:r>
+              <w:rPr>
+                <w:b w:val="false"/>
+                <w:bCs w:val="false"/>
+                <w:color w:val="131C18"/>
+                <w:sz w:val="19"/>
+                <w:szCs w:val="19"/>
+              </w:rPr>
+              <w:t xml:space="preserve"> on the scripted probes</w:t>
             </w:r>
           </w:p>
         </w:tc>
         <w:tc>
           <w:tcPr>
-            <w:tcW w:type="dxa" w:w="3120"/>
+            <w:tcW w:type="dxa" w:w="2600"/>
             <w:tcMar>
-              <w:top w:type="dxa" w:w="90"/>
-              <w:left w:type="dxa" w:w="110"/>
-              <w:bottom w:type="dxa" w:w="90"/>
-              <w:right w:type="dxa" w:w="110"/>
+              <w:top w:type="dxa" w:w="80"/>
+              <w:left w:type="dxa" w:w="120"/>
+              <w:bottom w:type="dxa" w:w="80"/>
+              <w:right w:type="dxa" w:w="120"/>
             </w:tcMar>
           </w:tcPr>
           <w:p>
-            <w:pPr>
-              <w:spacing w:after="0"/>
-            </w:pPr>
-            <w:r>
-              <w:rPr>
-                <w:rFonts w:ascii="Calibri" w:cs="Calibri" w:eastAsia="Calibri" w:hAnsi="Calibri"/>
-                <w:b/>
-                <w:bCs/>
+            <w:r>
+              <w:rPr>
+                <w:b w:val="false"/>
+                <w:bCs w:val="false"/>
                 <w:color w:val="131C18"/>
                 <w:sz w:val="19"/>
                 <w:szCs w:val="19"/>
@@ -783,7 +764,6 @@
             </w:r>
             <w:r>
               <w:rPr>
-                <w:rFonts w:ascii="Calibri" w:cs="Calibri" w:eastAsia="Calibri" w:hAnsi="Calibri"/>
                 <w:b w:val="false"/>
                 <w:bCs w:val="false"/>
                 <w:color w:val="131C18"/>
@@ -801,21 +781,17 @@
         </w:trPr>
         <w:tc>
           <w:tcPr>
-            <w:tcW w:type="dxa" w:w="3120"/>
+            <w:tcW w:type="dxa" w:w="4200"/>
             <w:tcMar>
-              <w:top w:type="dxa" w:w="90"/>
-              <w:left w:type="dxa" w:w="110"/>
-              <w:bottom w:type="dxa" w:w="90"/>
-              <w:right w:type="dxa" w:w="110"/>
+              <w:top w:type="dxa" w:w="80"/>
+              <w:left w:type="dxa" w:w="120"/>
+              <w:bottom w:type="dxa" w:w="80"/>
+              <w:right w:type="dxa" w:w="120"/>
             </w:tcMar>
           </w:tcPr>
           <w:p>
-            <w:pPr>
-              <w:spacing w:after="0"/>
-            </w:pPr>
-            <w:r>
-              <w:rPr>
-                <w:rFonts w:ascii="Calibri" w:cs="Calibri" w:eastAsia="Calibri" w:hAnsi="Calibri"/>
+            <w:r>
+              <w:rPr>
                 <w:b w:val="false"/>
                 <w:bCs w:val="false"/>
                 <w:color w:val="131C18"/>
@@ -828,50 +804,42 @@
         </w:tc>
         <w:tc>
           <w:tcPr>
-            <w:tcW w:type="dxa" w:w="3120"/>
+            <w:tcW w:type="dxa" w:w="2600"/>
             <w:tcMar>
-              <w:top w:type="dxa" w:w="90"/>
-              <w:left w:type="dxa" w:w="110"/>
-              <w:bottom w:type="dxa" w:w="90"/>
-              <w:right w:type="dxa" w:w="110"/>
+              <w:top w:type="dxa" w:w="80"/>
+              <w:left w:type="dxa" w:w="120"/>
+              <w:bottom w:type="dxa" w:w="80"/>
+              <w:right w:type="dxa" w:w="120"/>
             </w:tcMar>
           </w:tcPr>
           <w:p>
-            <w:pPr>
-              <w:spacing w:after="0"/>
-            </w:pPr>
-            <w:r>
-              <w:rPr>
-                <w:rFonts w:ascii="Calibri" w:cs="Calibri" w:eastAsia="Calibri" w:hAnsi="Calibri"/>
-                <w:b w:val="false"/>
-                <w:bCs w:val="false"/>
-                <w:color w:val="131C18"/>
-                <w:sz w:val="19"/>
-                <w:szCs w:val="19"/>
-              </w:rPr>
-              <w:t xml:space="preserve">not measured</w:t>
+            <w:r>
+              <w:rPr>
+                <w:b w:val="false"/>
+                <w:bCs w:val="false"/>
+                <w:color w:val="131C18"/>
+                <w:sz w:val="19"/>
+                <w:szCs w:val="19"/>
+              </w:rPr>
+              <w:t xml:space="preserve">not measured — the labelled set is next</w:t>
             </w:r>
           </w:p>
         </w:tc>
         <w:tc>
           <w:tcPr>
-            <w:tcW w:type="dxa" w:w="3120"/>
+            <w:tcW w:type="dxa" w:w="2600"/>
             <w:tcMar>
-              <w:top w:type="dxa" w:w="90"/>
-              <w:left w:type="dxa" w:w="110"/>
-              <w:bottom w:type="dxa" w:w="90"/>
-              <w:right w:type="dxa" w:w="110"/>
+              <w:top w:type="dxa" w:w="80"/>
+              <w:left w:type="dxa" w:w="120"/>
+              <w:bottom w:type="dxa" w:w="80"/>
+              <w:right w:type="dxa" w:w="120"/>
             </w:tcMar>
           </w:tcPr>
           <w:p>
-            <w:pPr>
-              <w:spacing w:after="0"/>
-            </w:pPr>
-            <w:r>
-              <w:rPr>
-                <w:rFonts w:ascii="Calibri" w:cs="Calibri" w:eastAsia="Calibri" w:hAnsi="Calibri"/>
-                <w:b/>
-                <w:bCs/>
+            <w:r>
+              <w:rPr>
+                <w:b w:val="false"/>
+                <w:bCs w:val="false"/>
                 <w:color w:val="131C18"/>
                 <w:sz w:val="19"/>
                 <w:szCs w:val="19"/>
@@ -880,7 +848,6 @@
             </w:r>
             <w:r>
               <w:rPr>
-                <w:rFonts w:ascii="Calibri" w:cs="Calibri" w:eastAsia="Calibri" w:hAnsi="Calibri"/>
                 <w:b w:val="false"/>
                 <w:bCs w:val="false"/>
                 <w:color w:val="131C18"/>
@@ -898,21 +865,17 @@
         </w:trPr>
         <w:tc>
           <w:tcPr>
-            <w:tcW w:type="dxa" w:w="3120"/>
+            <w:tcW w:type="dxa" w:w="4200"/>
             <w:tcMar>
-              <w:top w:type="dxa" w:w="90"/>
-              <w:left w:type="dxa" w:w="110"/>
-              <w:bottom w:type="dxa" w:w="90"/>
-              <w:right w:type="dxa" w:w="110"/>
+              <w:top w:type="dxa" w:w="80"/>
+              <w:left w:type="dxa" w:w="120"/>
+              <w:bottom w:type="dxa" w:w="80"/>
+              <w:right w:type="dxa" w:w="120"/>
             </w:tcMar>
           </w:tcPr>
           <w:p>
-            <w:pPr>
-              <w:spacing w:after="0"/>
-            </w:pPr>
-            <w:r>
-              <w:rPr>
-                <w:rFonts w:ascii="Calibri" w:cs="Calibri" w:eastAsia="Calibri" w:hAnsi="Calibri"/>
+            <w:r>
+              <w:rPr>
                 <w:b w:val="false"/>
                 <w:bCs w:val="false"/>
                 <w:color w:val="131C18"/>
@@ -925,50 +888,52 @@
         </w:tc>
         <w:tc>
           <w:tcPr>
-            <w:tcW w:type="dxa" w:w="3120"/>
+            <w:tcW w:type="dxa" w:w="2600"/>
             <w:tcMar>
-              <w:top w:type="dxa" w:w="90"/>
-              <w:left w:type="dxa" w:w="110"/>
-              <w:bottom w:type="dxa" w:w="90"/>
-              <w:right w:type="dxa" w:w="110"/>
+              <w:top w:type="dxa" w:w="80"/>
+              <w:left w:type="dxa" w:w="120"/>
+              <w:bottom w:type="dxa" w:w="80"/>
+              <w:right w:type="dxa" w:w="120"/>
             </w:tcMar>
           </w:tcPr>
           <w:p>
-            <w:pPr>
-              <w:spacing w:after="0"/>
-            </w:pPr>
-            <w:r>
-              <w:rPr>
-                <w:rFonts w:ascii="Calibri" w:cs="Calibri" w:eastAsia="Calibri" w:hAnsi="Calibri"/>
-                <w:b w:val="false"/>
-                <w:bCs w:val="false"/>
-                <w:color w:val="131C18"/>
-                <w:sz w:val="19"/>
-                <w:szCs w:val="19"/>
-              </w:rPr>
-              <w:t xml:space="preserve">not measured</w:t>
+            <w:r>
+              <w:rPr>
+                <w:b w:val="false"/>
+                <w:bCs w:val="false"/>
+                <w:color w:val="131C18"/>
+                <w:sz w:val="19"/>
+                <w:szCs w:val="19"/>
+              </w:rPr>
+              <w:t xml:space="preserve">~20 s</w:t>
+            </w:r>
+            <w:r>
+              <w:rPr>
+                <w:b w:val="false"/>
+                <w:bCs w:val="false"/>
+                <w:color w:val="131C18"/>
+                <w:sz w:val="19"/>
+                <w:szCs w:val="19"/>
+              </w:rPr>
+              <w:t xml:space="preserve"> for a four-tool turn — missed</w:t>
             </w:r>
           </w:p>
         </w:tc>
         <w:tc>
           <w:tcPr>
-            <w:tcW w:type="dxa" w:w="3120"/>
+            <w:tcW w:type="dxa" w:w="2600"/>
             <w:tcMar>
-              <w:top w:type="dxa" w:w="90"/>
-              <w:left w:type="dxa" w:w="110"/>
-              <w:bottom w:type="dxa" w:w="90"/>
-              <w:right w:type="dxa" w:w="110"/>
+              <w:top w:type="dxa" w:w="80"/>
+              <w:left w:type="dxa" w:w="120"/>
+              <w:bottom w:type="dxa" w:w="80"/>
+              <w:right w:type="dxa" w:w="120"/>
             </w:tcMar>
           </w:tcPr>
           <w:p>
-            <w:pPr>
-              <w:spacing w:after="0"/>
-            </w:pPr>
-            <w:r>
-              <w:rPr>
-                <w:rFonts w:ascii="Calibri" w:cs="Calibri" w:eastAsia="Calibri" w:hAnsi="Calibri"/>
-                <w:b/>
-                <w:bCs/>
+            <w:r>
+              <w:rPr>
+                <w:b w:val="false"/>
+                <w:bCs w:val="false"/>
                 <w:color w:val="131C18"/>
                 <w:sz w:val="19"/>
                 <w:szCs w:val="19"/>
@@ -984,21 +949,17 @@
         </w:trPr>
         <w:tc>
           <w:tcPr>
-            <w:tcW w:type="dxa" w:w="3120"/>
+            <w:tcW w:type="dxa" w:w="4200"/>
             <w:tcMar>
-              <w:top w:type="dxa" w:w="90"/>
-              <w:left w:type="dxa" w:w="110"/>
-              <w:bottom w:type="dxa" w:w="90"/>
-              <w:right w:type="dxa" w:w="110"/>
+              <w:top w:type="dxa" w:w="80"/>
+              <w:left w:type="dxa" w:w="120"/>
+              <w:bottom w:type="dxa" w:w="80"/>
+              <w:right w:type="dxa" w:w="120"/>
             </w:tcMar>
           </w:tcPr>
           <w:p>
-            <w:pPr>
-              <w:spacing w:after="0"/>
-            </w:pPr>
-            <w:r>
-              <w:rPr>
-                <w:rFonts w:ascii="Calibri" w:cs="Calibri" w:eastAsia="Calibri" w:hAnsi="Calibri"/>
+            <w:r>
+              <w:rPr>
                 <w:b w:val="false"/>
                 <w:bCs w:val="false"/>
                 <w:i/>
@@ -1011,7 +972,6 @@
             </w:r>
             <w:r>
               <w:rPr>
-                <w:rFonts w:ascii="Calibri" w:cs="Calibri" w:eastAsia="Calibri" w:hAnsi="Calibri"/>
                 <w:b w:val="false"/>
                 <w:bCs w:val="false"/>
                 <w:color w:val="131C18"/>
@@ -1024,21 +984,17 @@
         </w:tc>
         <w:tc>
           <w:tcPr>
-            <w:tcW w:type="dxa" w:w="3120"/>
+            <w:tcW w:type="dxa" w:w="2600"/>
             <w:tcMar>
-              <w:top w:type="dxa" w:w="90"/>
-              <w:left w:type="dxa" w:w="110"/>
-              <w:bottom w:type="dxa" w:w="90"/>
-              <w:right w:type="dxa" w:w="110"/>
+              <w:top w:type="dxa" w:w="80"/>
+              <w:left w:type="dxa" w:w="120"/>
+              <w:bottom w:type="dxa" w:w="80"/>
+              <w:right w:type="dxa" w:w="120"/>
             </w:tcMar>
           </w:tcPr>
           <w:p>
-            <w:pPr>
-              <w:spacing w:after="0"/>
-            </w:pPr>
-            <w:r>
-              <w:rPr>
-                <w:rFonts w:ascii="Calibri" w:cs="Calibri" w:eastAsia="Calibri" w:hAnsi="Calibri"/>
+            <w:r>
+              <w:rPr>
                 <w:b w:val="false"/>
                 <w:bCs w:val="false"/>
                 <w:color w:val="131C18"/>
@@ -1051,21 +1007,17 @@
         </w:tc>
         <w:tc>
           <w:tcPr>
-            <w:tcW w:type="dxa" w:w="3120"/>
+            <w:tcW w:type="dxa" w:w="2600"/>
             <w:tcMar>
-              <w:top w:type="dxa" w:w="90"/>
-              <w:left w:type="dxa" w:w="110"/>
-              <w:bottom w:type="dxa" w:w="90"/>
-              <w:right w:type="dxa" w:w="110"/>
+              <w:top w:type="dxa" w:w="80"/>
+              <w:left w:type="dxa" w:w="120"/>
+              <w:bottom w:type="dxa" w:w="80"/>
+              <w:right w:type="dxa" w:w="120"/>
             </w:tcMar>
           </w:tcPr>
           <w:p>
-            <w:pPr>
-              <w:spacing w:after="0"/>
-            </w:pPr>
-            <w:r>
-              <w:rPr>
-                <w:rFonts w:ascii="Calibri" w:cs="Calibri" w:eastAsia="Calibri" w:hAnsi="Calibri"/>
+            <w:r>
+              <w:rPr>
                 <w:b w:val="false"/>
                 <w:bCs w:val="false"/>
                 <w:color w:val="131C18"/>
@@ -1080,147 +1032,147 @@
     </w:tbl>
     <w:p>
       <w:pPr>
-        <w:spacing w:after="40"/>
-      </w:pPr>
-    </w:p>
-    <w:p>
-      <w:pPr>
-        <w:keepNext/>
+        <w:spacing w:after="120"/>
+      </w:pPr>
+    </w:p>
+    <w:p>
+      <w:pPr>
+        <w:pStyle w:val="Heading2"/>
         <w:pBdr>
-          <w:bottom w:val="single" w:color="D9E1DD" w:sz="6" w:space="3"/>
+          <w:bottom w:val="single" w:color="D9E1DD" w:sz="6" w:space="4"/>
         </w:pBdr>
-        <w:spacing w:after="60" w:before="190"/>
-      </w:pPr>
-      <w:r>
-        <w:rPr>
-          <w:rFonts w:ascii="Calibri" w:cs="Calibri" w:eastAsia="Calibri" w:hAnsi="Calibri"/>
-          <w:b/>
-          <w:bCs/>
+        <w:spacing w:after="120" w:before="280"/>
+      </w:pPr>
+      <w:r>
+        <w:rPr>
+          <w:b/>
+          <w:bCs/>
+          <w:caps w:val="false"/>
           <w:color w:val="1C6B49"/>
-          <w:spacing w:val="25"/>
-          <w:sz w:val="17"/>
-          <w:szCs w:val="17"/>
-        </w:rPr>
-        <w:t xml:space="preserve">SCOPE</w:t>
-      </w:r>
-    </w:p>
-    <w:p>
-      <w:pPr>
-        <w:spacing w:after="80" w:line="264"/>
-      </w:pPr>
-      <w:r>
-        <w:rPr>
-          <w:rFonts w:ascii="Calibri" w:cs="Calibri" w:eastAsia="Calibri" w:hAnsi="Calibri"/>
-          <w:b/>
-          <w:bCs/>
-          <w:sz w:val="20"/>
-          <w:szCs w:val="20"/>
+          <w:sz w:val="24"/>
+          <w:szCs w:val="24"/>
+        </w:rPr>
+        <w:t xml:space="preserve">Scope</w:t>
+      </w:r>
+    </w:p>
+    <w:p>
+      <w:pPr>
+        <w:spacing w:after="140"/>
+        <w:jc w:val="left"/>
+      </w:pPr>
+      <w:r>
+        <w:rPr>
+          <w:b/>
+          <w:bCs/>
+          <w:color w:val="131C18"/>
+          <w:sz w:val="21"/>
+          <w:szCs w:val="21"/>
         </w:rPr>
         <w:t xml:space="preserve">In (V0):</w:t>
       </w:r>
       <w:r>
         <w:rPr>
-          <w:rFonts w:ascii="Calibri" w:cs="Calibri" w:eastAsia="Calibri" w:hAnsi="Calibri"/>
-          <w:sz w:val="20"/>
-          <w:szCs w:val="20"/>
+          <w:color w:val="131C18"/>
+          <w:sz w:val="21"/>
+          <w:szCs w:val="21"/>
         </w:rPr>
         <w:t xml:space="preserve"> free-text meal → computed glycemic load → verdict with reason · verifier and a visible trace of every tool call · personal targets with their derivation · safety envelope (no dosing, red-flag escalation, honest "no verified data") · a measured evaluation set · weekly menu generator, already built, carried as-is</w:t>
       </w:r>
     </w:p>
     <w:p>
       <w:pPr>
-        <w:spacing w:after="80" w:line="264"/>
-      </w:pPr>
-      <w:r>
-        <w:rPr>
-          <w:rFonts w:ascii="Calibri" w:cs="Calibri" w:eastAsia="Calibri" w:hAnsi="Calibri"/>
-          <w:b/>
-          <w:bCs/>
-          <w:sz w:val="20"/>
-          <w:szCs w:val="20"/>
+        <w:spacing w:after="140"/>
+        <w:jc w:val="left"/>
+      </w:pPr>
+      <w:r>
+        <w:rPr>
+          <w:b/>
+          <w:bCs/>
+          <w:color w:val="131C18"/>
+          <w:sz w:val="21"/>
+          <w:szCs w:val="21"/>
         </w:rPr>
         <w:t xml:space="preserve">Out:</w:t>
       </w:r>
       <w:r>
         <w:rPr>
-          <w:rFonts w:ascii="Calibri" w:cs="Calibri" w:eastAsia="Calibri" w:hAnsi="Calibri"/>
-          <w:sz w:val="20"/>
-          <w:szCs w:val="20"/>
+          <w:color w:val="131C18"/>
+          <w:sz w:val="21"/>
+          <w:szCs w:val="21"/>
         </w:rPr>
         <w:t xml:space="preserve"> photo and voice logging · accounts, sync, export · personalisation from history · broad food coverage · clinical review · T1D on intensive insulin, children, pregnancy, CKD</w:t>
       </w:r>
     </w:p>
     <w:p>
       <w:pPr>
-        <w:keepNext/>
+        <w:pStyle w:val="Heading2"/>
         <w:pBdr>
-          <w:bottom w:val="single" w:color="D9E1DD" w:sz="6" w:space="3"/>
+          <w:bottom w:val="single" w:color="D9E1DD" w:sz="6" w:space="4"/>
         </w:pBdr>
-        <w:spacing w:after="60" w:before="190"/>
-      </w:pPr>
-      <w:r>
-        <w:rPr>
-          <w:rFonts w:ascii="Calibri" w:cs="Calibri" w:eastAsia="Calibri" w:hAnsi="Calibri"/>
-          <w:b/>
-          <w:bCs/>
+        <w:spacing w:after="120" w:before="280"/>
+      </w:pPr>
+      <w:r>
+        <w:rPr>
+          <w:b/>
+          <w:bCs/>
+          <w:caps w:val="false"/>
           <w:color w:val="1C6B49"/>
-          <w:spacing w:val="25"/>
-          <w:sz w:val="17"/>
-          <w:szCs w:val="17"/>
-        </w:rPr>
-        <w:t xml:space="preserve">USER FLOW</w:t>
-      </w:r>
-    </w:p>
-    <w:p>
-      <w:pPr>
-        <w:spacing w:after="80" w:line="264"/>
-      </w:pPr>
-      <w:r>
-        <w:rPr>
-          <w:rFonts w:ascii="Calibri" w:cs="Calibri" w:eastAsia="Calibri" w:hAnsi="Calibri"/>
-          <w:sz w:val="20"/>
-          <w:szCs w:val="20"/>
+          <w:sz w:val="24"/>
+          <w:szCs w:val="24"/>
+        </w:rPr>
+        <w:t xml:space="preserve">User Flow</w:t>
+      </w:r>
+    </w:p>
+    <w:p>
+      <w:pPr>
+        <w:spacing w:after="140"/>
+        <w:jc w:val="left"/>
+      </w:pPr>
+      <w:r>
+        <w:rPr>
+          <w:color w:val="131C18"/>
+          <w:sz w:val="21"/>
+          <w:szCs w:val="21"/>
         </w:rPr>
         <w:t xml:space="preserve">Type a meal → agent resolves foods, asks one question if unsure → engine computes carbs, glycemic load, and remaining daily budget → verifier checks every number against tool results → verdict + number + reason + action, with </w:t>
       </w:r>
       <w:r>
         <w:rPr>
-          <w:rFonts w:ascii="Calibri" w:cs="Calibri" w:eastAsia="Calibri" w:hAnsi="Calibri"/>
-          <w:b/>
-          <w:bCs/>
-          <w:sz w:val="20"/>
-          <w:szCs w:val="20"/>
+          <w:b/>
+          <w:bCs/>
+          <w:color w:val="131C18"/>
+          <w:sz w:val="21"/>
+          <w:szCs w:val="21"/>
         </w:rPr>
         <w:t xml:space="preserve">Show calculation</w:t>
       </w:r>
       <w:r>
         <w:rPr>
-          <w:rFonts w:ascii="Calibri" w:cs="Calibri" w:eastAsia="Calibri" w:hAnsi="Calibri"/>
-          <w:sz w:val="20"/>
-          <w:szCs w:val="20"/>
+          <w:color w:val="131C18"/>
+          <w:sz w:val="21"/>
+          <w:szCs w:val="21"/>
         </w:rPr>
         <w:t xml:space="preserve"> and the tool trace one tap away</w:t>
       </w:r>
     </w:p>
     <w:p>
       <w:pPr>
-        <w:keepNext/>
+        <w:pStyle w:val="Heading2"/>
         <w:pBdr>
-          <w:bottom w:val="single" w:color="D9E1DD" w:sz="6" w:space="3"/>
+          <w:bottom w:val="single" w:color="D9E1DD" w:sz="6" w:space="4"/>
         </w:pBdr>
-        <w:spacing w:after="60" w:before="190"/>
-      </w:pPr>
-      <w:r>
-        <w:rPr>
-          <w:rFonts w:ascii="Calibri" w:cs="Calibri" w:eastAsia="Calibri" w:hAnsi="Calibri"/>
-          <w:b/>
-          <w:bCs/>
+        <w:spacing w:after="120" w:before="280"/>
+      </w:pPr>
+      <w:r>
+        <w:rPr>
+          <w:b/>
+          <w:bCs/>
+          <w:caps w:val="false"/>
           <w:color w:val="1C6B49"/>
-          <w:spacing w:val="25"/>
-          <w:sz w:val="17"/>
-          <w:szCs w:val="17"/>
-        </w:rPr>
-        <w:t xml:space="preserve">RISKS</w:t>
+          <w:sz w:val="24"/>
+          <w:szCs w:val="24"/>
+        </w:rPr>
+        <w:t xml:space="preserve">Risks</w:t>
       </w:r>
     </w:p>
     <w:p>
@@ -1230,39 +1182,40 @@
           <w:ilvl w:val="0"/>
           <w:numId w:val="3"/>
         </w:numPr>
-        <w:spacing w:after="40" w:line="264"/>
-      </w:pPr>
-      <w:r>
-        <w:rPr>
-          <w:rFonts w:ascii="Calibri" w:cs="Calibri" w:eastAsia="Calibri" w:hAnsi="Calibri"/>
-          <w:b/>
-          <w:bCs/>
-          <w:sz w:val="20"/>
-          <w:szCs w:val="20"/>
+        <w:spacing w:after="80"/>
+      </w:pPr>
+      <w:r>
+        <w:rPr>
+          <w:b/>
+          <w:bCs/>
+          <w:color w:val="131C18"/>
+          <w:sz w:val="21"/>
+          <w:szCs w:val="21"/>
         </w:rPr>
         <w:t xml:space="preserve">Two copies of the arithmetic drift apart</w:t>
       </w:r>
       <w:r>
         <w:rPr>
-          <w:rFonts w:ascii="Calibri" w:cs="Calibri" w:eastAsia="Calibri" w:hAnsi="Calibri"/>
-          <w:sz w:val="20"/>
-          <w:szCs w:val="20"/>
+          <w:color w:val="131C18"/>
+          <w:sz w:val="21"/>
+          <w:szCs w:val="21"/>
         </w:rPr>
         <w:t xml:space="preserve"> → the browser and the engine service import the same </w:t>
       </w:r>
       <w:r>
         <w:rPr>
           <w:rFonts w:ascii="Consolas" w:cs="Consolas" w:eastAsia="Consolas" w:hAnsi="Consolas"/>
-          <w:sz w:val="20"/>
-          <w:szCs w:val="20"/>
+          <w:color w:val="131C18"/>
+          <w:sz w:val="21"/>
+          <w:szCs w:val="21"/>
         </w:rPr>
         <w:t xml:space="preserve">src/lib</w:t>
       </w:r>
       <w:r>
         <w:rPr>
-          <w:rFonts w:ascii="Calibri" w:cs="Calibri" w:eastAsia="Calibri" w:hAnsi="Calibri"/>
-          <w:sz w:val="20"/>
-          <w:szCs w:val="20"/>
+          <w:color w:val="131C18"/>
+          <w:sz w:val="21"/>
+          <w:szCs w:val="21"/>
         </w:rPr>
         <w:t xml:space="preserve"> module; the API contract is fixed before the agent is wired, so nothing is ever re-implemented</w:t>
       </w:r>
@@ -1274,23 +1227,23 @@
           <w:ilvl w:val="0"/>
           <w:numId w:val="3"/>
         </w:numPr>
-        <w:spacing w:after="40" w:line="264"/>
-      </w:pPr>
-      <w:r>
-        <w:rPr>
-          <w:rFonts w:ascii="Calibri" w:cs="Calibri" w:eastAsia="Calibri" w:hAnsi="Calibri"/>
-          <w:b/>
-          <w:bCs/>
-          <w:sz w:val="20"/>
-          <w:szCs w:val="20"/>
+        <w:spacing w:after="80"/>
+      </w:pPr>
+      <w:r>
+        <w:rPr>
+          <w:b/>
+          <w:bCs/>
+          <w:color w:val="131C18"/>
+          <w:sz w:val="21"/>
+          <w:szCs w:val="21"/>
         </w:rPr>
         <w:t xml:space="preserve">Food data eats the schedule</w:t>
       </w:r>
       <w:r>
         <w:rPr>
-          <w:rFonts w:ascii="Calibri" w:cs="Calibri" w:eastAsia="Calibri" w:hAnsi="Calibri"/>
-          <w:sz w:val="20"/>
-          <w:szCs w:val="20"/>
+          <w:color w:val="131C18"/>
+          <w:sz w:val="21"/>
+          <w:szCs w:val="21"/>
         </w:rPr>
         <w:t xml:space="preserve"> → a 1,000-recipe base on 350 ingredients now computes dish GI deterministically from ingredient GI; unknown foods are named as unknown, never guessed; ingredient values still need source-by-source verification</w:t>
       </w:r>
@@ -1302,23 +1255,23 @@
           <w:ilvl w:val="0"/>
           <w:numId w:val="3"/>
         </w:numPr>
-        <w:spacing w:after="40" w:line="264"/>
-      </w:pPr>
-      <w:r>
-        <w:rPr>
-          <w:rFonts w:ascii="Calibri" w:cs="Calibri" w:eastAsia="Calibri" w:hAnsi="Calibri"/>
-          <w:b/>
-          <w:bCs/>
-          <w:sz w:val="20"/>
-          <w:szCs w:val="20"/>
+        <w:spacing w:after="80"/>
+      </w:pPr>
+      <w:r>
+        <w:rPr>
+          <w:b/>
+          <w:bCs/>
+          <w:color w:val="131C18"/>
+          <w:sz w:val="21"/>
+          <w:szCs w:val="21"/>
         </w:rPr>
         <w:t xml:space="preserve">FDA general-wellness line</w:t>
       </w:r>
       <w:r>
         <w:rPr>
-          <w:rFonts w:ascii="Calibri" w:cs="Calibri" w:eastAsia="Calibri" w:hAnsi="Calibri"/>
-          <w:sz w:val="20"/>
-          <w:szCs w:val="20"/>
+          <w:color w:val="131C18"/>
+          <w:sz w:val="21"/>
+          <w:szCs w:val="21"/>
         </w:rPr>
         <w:t xml:space="preserve"> → positioned as information with a non-dismissible disclaimer; diagnosis and dosing are refused; open question for counsel</w:t>
       </w:r>
@@ -1330,23 +1283,23 @@
           <w:ilvl w:val="0"/>
           <w:numId w:val="3"/>
         </w:numPr>
-        <w:spacing w:after="40" w:line="264"/>
-      </w:pPr>
-      <w:r>
-        <w:rPr>
-          <w:rFonts w:ascii="Calibri" w:cs="Calibri" w:eastAsia="Calibri" w:hAnsi="Calibri"/>
-          <w:b/>
-          <w:bCs/>
-          <w:sz w:val="20"/>
-          <w:szCs w:val="20"/>
+        <w:spacing w:after="80"/>
+      </w:pPr>
+      <w:r>
+        <w:rPr>
+          <w:b/>
+          <w:bCs/>
+          <w:color w:val="131C18"/>
+          <w:sz w:val="21"/>
+          <w:szCs w:val="21"/>
         </w:rPr>
         <w:t xml:space="preserve">Live demo fails</w:t>
       </w:r>
       <w:r>
         <w:rPr>
-          <w:rFonts w:ascii="Calibri" w:cs="Calibri" w:eastAsia="Calibri" w:hAnsi="Calibri"/>
-          <w:sz w:val="20"/>
-          <w:szCs w:val="20"/>
+          <w:color w:val="131C18"/>
+          <w:sz w:val="21"/>
+          <w:szCs w:val="21"/>
         </w:rPr>
         <w:t xml:space="preserve"> → backup recording made in Week 5</w:t>
       </w:r>
@@ -1358,46 +1311,45 @@
           <w:ilvl w:val="0"/>
           <w:numId w:val="3"/>
         </w:numPr>
-        <w:spacing w:after="40" w:line="264"/>
-      </w:pPr>
-      <w:r>
-        <w:rPr>
-          <w:rFonts w:ascii="Calibri" w:cs="Calibri" w:eastAsia="Calibri" w:hAnsi="Calibri"/>
-          <w:b/>
-          <w:bCs/>
-          <w:sz w:val="20"/>
-          <w:szCs w:val="20"/>
+        <w:spacing w:after="80"/>
+      </w:pPr>
+      <w:r>
+        <w:rPr>
+          <w:b/>
+          <w:bCs/>
+          <w:color w:val="131C18"/>
+          <w:sz w:val="21"/>
+          <w:szCs w:val="21"/>
         </w:rPr>
         <w:t xml:space="preserve">Parsing accuracy lands below the PRD's 90%</w:t>
       </w:r>
       <w:r>
         <w:rPr>
-          <w:rFonts w:ascii="Calibri" w:cs="Calibri" w:eastAsia="Calibri" w:hAnsi="Calibri"/>
-          <w:sz w:val="20"/>
-          <w:szCs w:val="20"/>
+          <w:color w:val="131C18"/>
+          <w:sz w:val="21"/>
+          <w:szCs w:val="21"/>
         </w:rPr>
         <w:t xml:space="preserve"> → the measured number is reported with its method; a stated 78% beats an unmeasured 90%</w:t>
       </w:r>
     </w:p>
     <w:p>
       <w:pPr>
-        <w:keepNext/>
+        <w:pStyle w:val="Heading2"/>
         <w:pBdr>
-          <w:bottom w:val="single" w:color="D9E1DD" w:sz="6" w:space="3"/>
+          <w:bottom w:val="single" w:color="D9E1DD" w:sz="6" w:space="4"/>
         </w:pBdr>
-        <w:spacing w:after="60" w:before="190"/>
-      </w:pPr>
-      <w:r>
-        <w:rPr>
-          <w:rFonts w:ascii="Calibri" w:cs="Calibri" w:eastAsia="Calibri" w:hAnsi="Calibri"/>
-          <w:b/>
-          <w:bCs/>
+        <w:spacing w:after="120" w:before="280"/>
+      </w:pPr>
+      <w:r>
+        <w:rPr>
+          <w:b/>
+          <w:bCs/>
+          <w:caps w:val="false"/>
           <w:color w:val="1C6B49"/>
-          <w:spacing w:val="25"/>
-          <w:sz w:val="17"/>
-          <w:szCs w:val="17"/>
-        </w:rPr>
-        <w:t xml:space="preserve">TIMELINE</w:t>
+          <w:sz w:val="24"/>
+          <w:szCs w:val="24"/>
+        </w:rPr>
+        <w:t xml:space="preserve">Timeline</w:t>
       </w:r>
     </w:p>
     <w:p>
@@ -1407,33 +1359,33 @@
           <w:ilvl w:val="0"/>
           <w:numId w:val="2"/>
         </w:numPr>
-        <w:spacing w:after="40" w:line="264"/>
-      </w:pPr>
-      <w:r>
-        <w:rPr>
-          <w:rFonts w:ascii="Calibri" w:cs="Calibri" w:eastAsia="Calibri" w:hAnsi="Calibri"/>
-          <w:b/>
-          <w:bCs/>
-          <w:sz w:val="20"/>
-          <w:szCs w:val="20"/>
+        <w:spacing w:after="80"/>
+      </w:pPr>
+      <w:r>
+        <w:rPr>
+          <w:b/>
+          <w:bCs/>
+          <w:color w:val="131C18"/>
+          <w:sz w:val="21"/>
+          <w:szCs w:val="21"/>
         </w:rPr>
         <w:t xml:space="preserve">Week 1</w:t>
       </w:r>
       <w:r>
         <w:rPr>
-          <w:rFonts w:ascii="Calibri" w:cs="Calibri" w:eastAsia="Calibri" w:hAnsi="Calibri"/>
-          <w:sz w:val="20"/>
-          <w:szCs w:val="20"/>
+          <w:color w:val="131C18"/>
+          <w:sz w:val="21"/>
+          <w:szCs w:val="21"/>
         </w:rPr>
         <w:t xml:space="preserve"> — environment, engine verified end to end, English UI, design direction and clickable prototype ✅ </w:t>
       </w:r>
       <w:r>
         <w:rPr>
-          <w:rFonts w:ascii="Calibri" w:cs="Calibri" w:eastAsia="Calibri" w:hAnsi="Calibri"/>
           <w:i/>
           <w:iCs/>
-          <w:sz w:val="20"/>
-          <w:szCs w:val="20"/>
+          <w:color w:val="131C18"/>
+          <w:sz w:val="21"/>
+          <w:szCs w:val="21"/>
         </w:rPr>
         <w:t xml:space="preserve">done</w:t>
       </w:r>
@@ -1445,25 +1397,35 @@
           <w:ilvl w:val="0"/>
           <w:numId w:val="2"/>
         </w:numPr>
-        <w:spacing w:after="40" w:line="264"/>
-      </w:pPr>
-      <w:r>
-        <w:rPr>
-          <w:rFonts w:ascii="Calibri" w:cs="Calibri" w:eastAsia="Calibri" w:hAnsi="Calibri"/>
-          <w:b/>
-          <w:bCs/>
-          <w:sz w:val="20"/>
-          <w:szCs w:val="20"/>
+        <w:spacing w:after="80"/>
+      </w:pPr>
+      <w:r>
+        <w:rPr>
+          <w:b/>
+          <w:bCs/>
+          <w:color w:val="131C18"/>
+          <w:sz w:val="21"/>
+          <w:szCs w:val="21"/>
         </w:rPr>
         <w:t xml:space="preserve">Week 2</w:t>
       </w:r>
       <w:r>
         <w:rPr>
-          <w:rFonts w:ascii="Calibri" w:cs="Calibri" w:eastAsia="Calibri" w:hAnsi="Calibri"/>
-          <w:sz w:val="20"/>
-          <w:szCs w:val="20"/>
-        </w:rPr>
-        <w:t xml:space="preserve"> — agent loop end to end in n8n on existing seed data; engine deployed as HTTP tools</w:t>
+          <w:color w:val="131C18"/>
+          <w:sz w:val="21"/>
+          <w:szCs w:val="21"/>
+        </w:rPr>
+        <w:t xml:space="preserve"> — agent loop end to end on existing seed data; engine deployed as HTTP tools ✅ </w:t>
+      </w:r>
+      <w:r>
+        <w:rPr>
+          <w:i/>
+          <w:iCs/>
+          <w:color w:val="131C18"/>
+          <w:sz w:val="21"/>
+          <w:szCs w:val="21"/>
+        </w:rPr>
+        <w:t xml:space="preserve">done (built in n8n, since moved to Azure AI Foundry)</w:t>
       </w:r>
     </w:p>
     <w:p>
@@ -1473,25 +1435,35 @@
           <w:ilvl w:val="0"/>
           <w:numId w:val="2"/>
         </w:numPr>
-        <w:spacing w:after="40" w:line="264"/>
-      </w:pPr>
-      <w:r>
-        <w:rPr>
-          <w:rFonts w:ascii="Calibri" w:cs="Calibri" w:eastAsia="Calibri" w:hAnsi="Calibri"/>
-          <w:b/>
-          <w:bCs/>
-          <w:sz w:val="20"/>
-          <w:szCs w:val="20"/>
+        <w:spacing w:after="80"/>
+      </w:pPr>
+      <w:r>
+        <w:rPr>
+          <w:b/>
+          <w:bCs/>
+          <w:color w:val="131C18"/>
+          <w:sz w:val="21"/>
+          <w:szCs w:val="21"/>
         </w:rPr>
         <w:t xml:space="preserve">Week 3</w:t>
       </w:r>
       <w:r>
         <w:rPr>
-          <w:rFonts w:ascii="Calibri" w:cs="Calibri" w:eastAsia="Calibri" w:hAnsi="Calibri"/>
-          <w:sz w:val="20"/>
-          <w:szCs w:val="20"/>
-        </w:rPr>
-        <w:t xml:space="preserve"> — verifier and evaluation set</w:t>
+          <w:color w:val="131C18"/>
+          <w:sz w:val="21"/>
+          <w:szCs w:val="21"/>
+        </w:rPr>
+        <w:t xml:space="preserve"> — verifier and evaluation set ✅ </w:t>
+      </w:r>
+      <w:r>
+        <w:rPr>
+          <w:i/>
+          <w:iCs/>
+          <w:color w:val="131C18"/>
+          <w:sz w:val="21"/>
+          <w:szCs w:val="21"/>
+        </w:rPr>
+        <w:t xml:space="preserve">done; the agent evals run as one command against the deployed agent</w:t>
       </w:r>
     </w:p>
     <w:p>
@@ -1501,25 +1473,43 @@
           <w:ilvl w:val="0"/>
           <w:numId w:val="2"/>
         </w:numPr>
-        <w:spacing w:after="40" w:line="264"/>
-      </w:pPr>
-      <w:r>
-        <w:rPr>
-          <w:rFonts w:ascii="Calibri" w:cs="Calibri" w:eastAsia="Calibri" w:hAnsi="Calibri"/>
-          <w:b/>
-          <w:bCs/>
-          <w:sz w:val="20"/>
-          <w:szCs w:val="20"/>
+        <w:spacing w:after="80"/>
+      </w:pPr>
+      <w:r>
+        <w:rPr>
+          <w:b/>
+          <w:bCs/>
+          <w:color w:val="131C18"/>
+          <w:sz w:val="21"/>
+          <w:szCs w:val="21"/>
         </w:rPr>
         <w:t xml:space="preserve">Week 4</w:t>
       </w:r>
       <w:r>
         <w:rPr>
-          <w:rFonts w:ascii="Calibri" w:cs="Calibri" w:eastAsia="Calibri" w:hAnsi="Calibri"/>
-          <w:sz w:val="20"/>
-          <w:szCs w:val="20"/>
-        </w:rPr>
-        <w:t xml:space="preserve"> — visible tool trace; food data extended where demo scenarios need it</w:t>
+          <w:color w:val="131C18"/>
+          <w:sz w:val="21"/>
+          <w:szCs w:val="21"/>
+        </w:rPr>
+        <w:t xml:space="preserve"> — visible tool trace ✅ </w:t>
+      </w:r>
+      <w:r>
+        <w:rPr>
+          <w:i/>
+          <w:iCs/>
+          <w:color w:val="131C18"/>
+          <w:sz w:val="21"/>
+          <w:szCs w:val="21"/>
+        </w:rPr>
+        <w:t xml:space="preserve">done</w:t>
+      </w:r>
+      <w:r>
+        <w:rPr>
+          <w:color w:val="131C18"/>
+          <w:sz w:val="21"/>
+          <w:szCs w:val="21"/>
+        </w:rPr>
+        <w:t xml:space="preserve">; food data extended where demo scenarios need it; latency brought under the 10 s target</w:t>
       </w:r>
     </w:p>
     <w:p>
@@ -1529,80 +1519,113 @@
           <w:ilvl w:val="0"/>
           <w:numId w:val="2"/>
         </w:numPr>
-        <w:spacing w:after="40" w:line="264"/>
-      </w:pPr>
-      <w:r>
-        <w:rPr>
-          <w:rFonts w:ascii="Calibri" w:cs="Calibri" w:eastAsia="Calibri" w:hAnsi="Calibri"/>
-          <w:b/>
-          <w:bCs/>
-          <w:sz w:val="20"/>
-          <w:szCs w:val="20"/>
+        <w:spacing w:after="80"/>
+      </w:pPr>
+      <w:r>
+        <w:rPr>
+          <w:b/>
+          <w:bCs/>
+          <w:color w:val="131C18"/>
+          <w:sz w:val="21"/>
+          <w:szCs w:val="21"/>
         </w:rPr>
         <w:t xml:space="preserve">Week 5</w:t>
       </w:r>
       <w:r>
         <w:rPr>
-          <w:rFonts w:ascii="Calibri" w:cs="Calibri" w:eastAsia="Calibri" w:hAnsi="Calibri"/>
-          <w:sz w:val="20"/>
-          <w:szCs w:val="20"/>
+          <w:color w:val="131C18"/>
+          <w:sz w:val="21"/>
+          <w:szCs w:val="21"/>
         </w:rPr>
         <w:t xml:space="preserve"> — rehearsal, backup recording, remaining PRD sections, buffer</w:t>
       </w:r>
     </w:p>
     <w:p>
       <w:pPr>
-        <w:keepNext/>
+        <w:pStyle w:val="Heading2"/>
         <w:pBdr>
-          <w:bottom w:val="single" w:color="D9E1DD" w:sz="6" w:space="3"/>
+          <w:bottom w:val="single" w:color="D9E1DD" w:sz="6" w:space="4"/>
         </w:pBdr>
-        <w:spacing w:after="60" w:before="190"/>
-      </w:pPr>
-      <w:r>
-        <w:rPr>
-          <w:rFonts w:ascii="Calibri" w:cs="Calibri" w:eastAsia="Calibri" w:hAnsi="Calibri"/>
-          <w:b/>
-          <w:bCs/>
+        <w:spacing w:after="120" w:before="280"/>
+      </w:pPr>
+      <w:r>
+        <w:rPr>
+          <w:b/>
+          <w:bCs/>
+          <w:caps w:val="false"/>
           <w:color w:val="1C6B49"/>
-          <w:spacing w:val="25"/>
-          <w:sz w:val="17"/>
-          <w:szCs w:val="17"/>
-        </w:rPr>
-        <w:t xml:space="preserve">RESOURCES</w:t>
-      </w:r>
-    </w:p>
-    <w:p>
-      <w:pPr>
-        <w:spacing w:after="80" w:line="264"/>
-      </w:pPr>
-      <w:r>
-        <w:rPr>
-          <w:rFonts w:ascii="Calibri" w:cs="Calibri" w:eastAsia="Calibri" w:hAnsi="Calibri"/>
-          <w:sz w:val="20"/>
-          <w:szCs w:val="20"/>
-        </w:rPr>
-        <w:t xml:space="preserve">Engineering: 1 (founder, AI-assisted) | Agent: n8n | Frontend: React, in this repo | QA: founder + automated eval harness | Budget: ~$100–200 in API spend over 5 weeks with prompt caching, plus an n8n cloud plan</w:t>
-      </w:r>
-    </w:p>
-    <w:p>
-      <w:pPr>
-        <w:keepNext/>
+          <w:sz w:val="24"/>
+          <w:szCs w:val="24"/>
+        </w:rPr>
+        <w:t xml:space="preserve">Resources</w:t>
+      </w:r>
+    </w:p>
+    <w:p>
+      <w:pPr>
+        <w:spacing w:after="140"/>
+        <w:jc w:val="left"/>
+      </w:pPr>
+      <w:r>
+        <w:rPr>
+          <w:color w:val="131C18"/>
+          <w:sz w:val="21"/>
+          <w:szCs w:val="21"/>
+        </w:rPr>
+        <w:t xml:space="preserve">Engineering: 1 (founder, AI-assisted) | Agent: Azure AI Foundry prompt agent on </w:t>
+      </w:r>
+      <w:r>
+        <w:rPr>
+          <w:rFonts w:ascii="Consolas" w:cs="Consolas" w:eastAsia="Consolas" w:hAnsi="Consolas"/>
+          <w:color w:val="131C18"/>
+          <w:sz w:val="21"/>
+          <w:szCs w:val="21"/>
+        </w:rPr>
+        <w:t xml:space="preserve">gpt-5-mini</w:t>
+      </w:r>
+      <w:r>
+        <w:rPr>
+          <w:color w:val="131C18"/>
+          <w:sz w:val="21"/>
+          <w:szCs w:val="21"/>
+        </w:rPr>
+        <w:t xml:space="preserve"> | Engine: Azure Container App | Frontend: React, in this repo | QA: founder + automated eval harness (</w:t>
+      </w:r>
+      <w:r>
+        <w:rPr>
+          <w:rFonts w:ascii="Consolas" w:cs="Consolas" w:eastAsia="Consolas" w:hAnsi="Consolas"/>
+          <w:color w:val="131C18"/>
+          <w:sz w:val="21"/>
+          <w:szCs w:val="21"/>
+        </w:rPr>
+        <w:t xml:space="preserve">npm run eval:agent</w:t>
+      </w:r>
+      <w:r>
+        <w:rPr>
+          <w:color w:val="131C18"/>
+          <w:sz w:val="21"/>
+          <w:szCs w:val="21"/>
+        </w:rPr>
+        <w:t xml:space="preserve">) | Budget: inside the Azure free trial for the five-week build; the container, not the model, is the standing cost</w:t>
+      </w:r>
+    </w:p>
+    <w:p>
+      <w:pPr>
+        <w:pStyle w:val="Heading2"/>
         <w:pBdr>
-          <w:bottom w:val="single" w:color="D9E1DD" w:sz="6" w:space="3"/>
+          <w:bottom w:val="single" w:color="D9E1DD" w:sz="6" w:space="4"/>
         </w:pBdr>
-        <w:spacing w:after="60" w:before="190"/>
-      </w:pPr>
-      <w:r>
-        <w:rPr>
-          <w:rFonts w:ascii="Calibri" w:cs="Calibri" w:eastAsia="Calibri" w:hAnsi="Calibri"/>
-          <w:b/>
-          <w:bCs/>
+        <w:spacing w:after="120" w:before="280"/>
+      </w:pPr>
+      <w:r>
+        <w:rPr>
+          <w:b/>
+          <w:bCs/>
+          <w:caps w:val="false"/>
           <w:color w:val="1C6B49"/>
-          <w:spacing w:val="25"/>
-          <w:sz w:val="17"/>
-          <w:szCs w:val="17"/>
-        </w:rPr>
-        <w:t xml:space="preserve">OPEN QUESTIONS</w:t>
+          <w:sz w:val="24"/>
+          <w:szCs w:val="24"/>
+        </w:rPr>
+        <w:t xml:space="preserve">Open Questions</w:t>
       </w:r>
     </w:p>
     <w:p>
@@ -1612,23 +1635,23 @@
           <w:ilvl w:val="0"/>
           <w:numId w:val="4"/>
         </w:numPr>
-        <w:spacing w:after="40" w:line="264"/>
-      </w:pPr>
-      <w:r>
-        <w:rPr>
-          <w:rFonts w:ascii="Calibri" w:cs="Calibri" w:eastAsia="Calibri" w:hAnsi="Calibri"/>
-          <w:b/>
-          <w:bCs/>
-          <w:sz w:val="20"/>
-          <w:szCs w:val="20"/>
+        <w:spacing w:after="80"/>
+      </w:pPr>
+      <w:r>
+        <w:rPr>
+          <w:b/>
+          <w:bCs/>
+          <w:color w:val="131C18"/>
+          <w:sz w:val="21"/>
+          <w:szCs w:val="21"/>
         </w:rPr>
         <w:t xml:space="preserve">Does the weekly menu stay in the demo?</w:t>
       </w:r>
       <w:r>
         <w:rPr>
-          <w:rFonts w:ascii="Calibri" w:cs="Calibri" w:eastAsia="Calibri" w:hAnsi="Calibri"/>
-          <w:sz w:val="20"/>
-          <w:szCs w:val="20"/>
+          <w:color w:val="131C18"/>
+          <w:sz w:val="21"/>
+          <w:szCs w:val="21"/>
         </w:rPr>
         <w:t xml:space="preserve"> It fails the "one core job" test (planning + tracking). Recommendation: cut from the narrative, keep the code. Pending instructor review.</w:t>
       </w:r>
@@ -1640,23 +1663,23 @@
           <w:ilvl w:val="0"/>
           <w:numId w:val="4"/>
         </w:numPr>
-        <w:spacing w:after="40" w:line="264"/>
-      </w:pPr>
-      <w:r>
-        <w:rPr>
-          <w:rFonts w:ascii="Calibri" w:cs="Calibri" w:eastAsia="Calibri" w:hAnsi="Calibri"/>
-          <w:b/>
-          <w:bCs/>
-          <w:sz w:val="20"/>
-          <w:szCs w:val="20"/>
+        <w:spacing w:after="80"/>
+      </w:pPr>
+      <w:r>
+        <w:rPr>
+          <w:b/>
+          <w:bCs/>
+          <w:color w:val="131C18"/>
+          <w:sz w:val="21"/>
+          <w:szCs w:val="21"/>
         </w:rPr>
         <w:t xml:space="preserve">Minimal memory in V0?</w:t>
       </w:r>
       <w:r>
         <w:rPr>
-          <w:rFonts w:ascii="Calibri" w:cs="Calibri" w:eastAsia="Calibri" w:hAnsi="Calibri"/>
-          <w:sz w:val="20"/>
-          <w:szCs w:val="20"/>
+          <w:color w:val="131C18"/>
+          <w:sz w:val="21"/>
+          <w:szCs w:val="21"/>
         </w:rPr>
         <w:t xml:space="preserve"> Remembering rejected suggestions is cheap and strengthens the "agentic" and "why not ChatGPT" cases. Pending the same review.</w:t>
       </w:r>
@@ -1668,23 +1691,23 @@
           <w:ilvl w:val="0"/>
           <w:numId w:val="4"/>
         </w:numPr>
-        <w:spacing w:after="40" w:line="264"/>
-      </w:pPr>
-      <w:r>
-        <w:rPr>
-          <w:rFonts w:ascii="Calibri" w:cs="Calibri" w:eastAsia="Calibri" w:hAnsi="Calibri"/>
-          <w:b/>
-          <w:bCs/>
-          <w:sz w:val="20"/>
-          <w:szCs w:val="20"/>
+        <w:spacing w:after="80"/>
+      </w:pPr>
+      <w:r>
+        <w:rPr>
+          <w:b/>
+          <w:bCs/>
+          <w:color w:val="131C18"/>
+          <w:sz w:val="21"/>
+          <w:szCs w:val="21"/>
         </w:rPr>
         <w:t xml:space="preserve">Food data verification.</w:t>
       </w:r>
       <w:r>
         <w:rPr>
-          <w:rFonts w:ascii="Calibri" w:cs="Calibri" w:eastAsia="Calibri" w:hAnsi="Calibri"/>
-          <w:sz w:val="20"/>
-          <w:szCs w:val="20"/>
+          <w:color w:val="131C18"/>
+          <w:sz w:val="21"/>
+          <w:szCs w:val="21"/>
         </w:rPr>
         <w:t xml:space="preserve"> The ingredient-first approach is settled; each ingredient GI still needs checking against its cited source, and packaged and restaurant foods need a different source. GI values must come from published tables — never from the model.</w:t>
       </w:r>
@@ -1696,46 +1719,45 @@
           <w:ilvl w:val="0"/>
           <w:numId w:val="4"/>
         </w:numPr>
-        <w:spacing w:after="40" w:line="264"/>
-      </w:pPr>
-      <w:r>
-        <w:rPr>
-          <w:rFonts w:ascii="Calibri" w:cs="Calibri" w:eastAsia="Calibri" w:hAnsi="Calibri"/>
-          <w:b/>
-          <w:bCs/>
-          <w:sz w:val="20"/>
-          <w:szCs w:val="20"/>
+        <w:spacing w:after="80"/>
+      </w:pPr>
+      <w:r>
+        <w:rPr>
+          <w:b/>
+          <w:bCs/>
+          <w:color w:val="131C18"/>
+          <w:sz w:val="21"/>
+          <w:szCs w:val="21"/>
         </w:rPr>
         <w:t xml:space="preserve">Where exactly is the FDA line</w:t>
       </w:r>
       <w:r>
         <w:rPr>
-          <w:rFonts w:ascii="Calibri" w:cs="Calibri" w:eastAsia="Calibri" w:hAnsi="Calibri"/>
-          <w:sz w:val="20"/>
-          <w:szCs w:val="20"/>
+          <w:color w:val="131C18"/>
+          <w:sz w:val="21"/>
+          <w:szCs w:val="21"/>
         </w:rPr>
         <w:t xml:space="preserve"> between general wellness and a regulated device for a "can I eat this" verdict aimed at diagnosed users?</w:t>
       </w:r>
     </w:p>
     <w:p>
       <w:pPr>
-        <w:keepNext/>
+        <w:pStyle w:val="Heading2"/>
         <w:pBdr>
-          <w:bottom w:val="single" w:color="D9E1DD" w:sz="6" w:space="3"/>
+          <w:bottom w:val="single" w:color="D9E1DD" w:sz="6" w:space="4"/>
         </w:pBdr>
-        <w:spacing w:after="60" w:before="190"/>
-      </w:pPr>
-      <w:r>
-        <w:rPr>
-          <w:rFonts w:ascii="Calibri" w:cs="Calibri" w:eastAsia="Calibri" w:hAnsi="Calibri"/>
-          <w:b/>
-          <w:bCs/>
+        <w:spacing w:after="120" w:before="280"/>
+      </w:pPr>
+      <w:r>
+        <w:rPr>
+          <w:b/>
+          <w:bCs/>
+          <w:caps w:val="false"/>
           <w:color w:val="1C6B49"/>
-          <w:spacing w:val="25"/>
-          <w:sz w:val="17"/>
-          <w:szCs w:val="17"/>
-        </w:rPr>
-        <w:t xml:space="preserve">ASSUMPTIONS MADE</w:t>
+          <w:sz w:val="24"/>
+          <w:szCs w:val="24"/>
+        </w:rPr>
+        <w:t xml:space="preserve">Assumptions Made</w:t>
       </w:r>
     </w:p>
     <w:p>
@@ -1745,13 +1767,13 @@
           <w:ilvl w:val="0"/>
           <w:numId w:val="2"/>
         </w:numPr>
-        <w:spacing w:after="40" w:line="264"/>
-      </w:pPr>
-      <w:r>
-        <w:rPr>
-          <w:rFonts w:ascii="Calibri" w:cs="Calibri" w:eastAsia="Calibri" w:hAnsi="Calibri"/>
-          <w:sz w:val="20"/>
-          <w:szCs w:val="20"/>
+        <w:spacing w:after="80"/>
+      </w:pPr>
+      <w:r>
+        <w:rPr>
+          <w:color w:val="131C18"/>
+          <w:sz w:val="21"/>
+          <w:szCs w:val="21"/>
         </w:rPr>
         <w:t xml:space="preserve">The pitch audience values a proven architectural claim over feature breadth.</w:t>
       </w:r>
@@ -1763,13 +1785,13 @@
           <w:ilvl w:val="0"/>
           <w:numId w:val="2"/>
         </w:numPr>
-        <w:spacing w:after="40" w:line="264"/>
-      </w:pPr>
-      <w:r>
-        <w:rPr>
-          <w:rFonts w:ascii="Calibri" w:cs="Calibri" w:eastAsia="Calibri" w:hAnsi="Calibri"/>
-          <w:sz w:val="20"/>
-          <w:szCs w:val="20"/>
+        <w:spacing w:after="80"/>
+      </w:pPr>
+      <w:r>
+        <w:rPr>
+          <w:color w:val="131C18"/>
+          <w:sz w:val="21"/>
+          <w:szCs w:val="21"/>
         </w:rPr>
         <w:t xml:space="preserve">Week 1 counts as complete: the engine builds, runs, and has been verified end to end against hand calculation; the UI is English; the design direction is chosen and prototyped.</w:t>
       </w:r>
@@ -1781,13 +1803,13 @@
           <w:ilvl w:val="0"/>
           <w:numId w:val="2"/>
         </w:numPr>
-        <w:spacing w:after="40" w:line="264"/>
-      </w:pPr>
-      <w:r>
-        <w:rPr>
-          <w:rFonts w:ascii="Calibri" w:cs="Calibri" w:eastAsia="Calibri" w:hAnsi="Calibri"/>
-          <w:sz w:val="20"/>
-          <w:szCs w:val="20"/>
+        <w:spacing w:after="80"/>
+      </w:pPr>
+      <w:r>
+        <w:rPr>
+          <w:color w:val="131C18"/>
+          <w:sz w:val="21"/>
+          <w:szCs w:val="21"/>
         </w:rPr>
         <w:t xml:space="preserve">US-only scope holds; the checklist fixes (menu cut, memory in V0, JTBD reframe) are not yet applied to the full PRD pending review.</w:t>
       </w:r>
@@ -1799,20 +1821,20 @@
           <w:ilvl w:val="0"/>
           <w:numId w:val="2"/>
         </w:numPr>
-        <w:spacing w:after="40" w:line="264"/>
-      </w:pPr>
-      <w:r>
-        <w:rPr>
-          <w:rFonts w:ascii="Calibri" w:cs="Calibri" w:eastAsia="Calibri" w:hAnsi="Calibri"/>
-          <w:sz w:val="20"/>
-          <w:szCs w:val="20"/>
+        <w:spacing w:after="80"/>
+      </w:pPr>
+      <w:r>
+        <w:rPr>
+          <w:color w:val="131C18"/>
+          <w:sz w:val="21"/>
+          <w:szCs w:val="21"/>
         </w:rPr>
         <w:t xml:space="preserve">Market figures are recalled from CDC/ADA reports and require verification before external use.</w:t>
       </w:r>
     </w:p>
     <w:sectPr>
       <w:pgSz w:w="12240" w:h="15840" w:orient="portrait"/>
-      <w:pgMar w:top="860" w:right="1080" w:bottom="860" w:left="1080" w:header="708" w:footer="708" w:gutter="0"/>
+      <w:pgMar w:top="1080" w:right="1080" w:bottom="1080" w:left="1080" w:header="708" w:footer="708" w:gutter="0"/>
       <w:pgNumType/>
       <w:docGrid w:linePitch="360"/>
     </w:sectPr>
@@ -1988,11 +2010,11 @@
     <w:multiLevelType w:val="hybridMultilevel"/>
     <w:lvl w:ilvl="0" w15:tentative="1">
       <w:start w:val="1"/>
-      <w:numFmt w:val="bullet"/>
-      <w:lvlText w:val="•"/>
-      <w:lvlJc w:val="left"/>
-      <w:pPr>
-        <w:ind w:left="360" w:hanging="240"/>
+      <w:numFmt w:val="decimal"/>
+      <w:lvlText w:val="%1."/>
+      <w:lvlJc w:val="start"/>
+      <w:pPr>
+        <w:ind w:left="460" w:hanging="260"/>
       </w:pPr>
     </w:lvl>
   </w:abstractNum>
@@ -2002,9 +2024,9 @@
       <w:start w:val="1"/>
       <w:numFmt w:val="decimal"/>
       <w:lvlText w:val="%1."/>
-      <w:lvlJc w:val="left"/>
-      <w:pPr>
-        <w:ind w:left="360" w:hanging="260"/>
+      <w:lvlJc w:val="start"/>
+      <w:pPr>
+        <w:ind w:left="460" w:hanging="260"/>
       </w:pPr>
     </w:lvl>
   </w:abstractNum>
@@ -2014,9 +2036,9 @@
       <w:start w:val="1"/>
       <w:numFmt w:val="decimal"/>
       <w:lvlText w:val="%1."/>
-      <w:lvlJc w:val="left"/>
-      <w:pPr>
-        <w:ind w:left="360" w:hanging="260"/>
+      <w:lvlJc w:val="start"/>
+      <w:pPr>
+        <w:ind w:left="460" w:hanging="260"/>
       </w:pPr>
     </w:lvl>
   </w:abstractNum>
@@ -2024,47 +2046,11 @@
     <w:multiLevelType w:val="hybridMultilevel"/>
     <w:lvl w:ilvl="0" w15:tentative="1">
       <w:start w:val="1"/>
-      <w:numFmt w:val="decimal"/>
-      <w:lvlText w:val="%1."/>
-      <w:lvlJc w:val="left"/>
-      <w:pPr>
-        <w:ind w:left="360" w:hanging="260"/>
-      </w:pPr>
-    </w:lvl>
-  </w:abstractNum>
-  <w:abstractNum w:abstractNumId="6" w15:restartNumberingAfterBreak="0">
-    <w:multiLevelType w:val="hybridMultilevel"/>
-    <w:lvl w:ilvl="0" w15:tentative="1">
-      <w:start w:val="1"/>
-      <w:numFmt w:val="decimal"/>
-      <w:lvlText w:val="%1."/>
-      <w:lvlJc w:val="left"/>
-      <w:pPr>
-        <w:ind w:left="360" w:hanging="260"/>
-      </w:pPr>
-    </w:lvl>
-  </w:abstractNum>
-  <w:abstractNum w:abstractNumId="7" w15:restartNumberingAfterBreak="0">
-    <w:multiLevelType w:val="hybridMultilevel"/>
-    <w:lvl w:ilvl="0" w15:tentative="1">
-      <w:start w:val="1"/>
-      <w:numFmt w:val="decimal"/>
-      <w:lvlText w:val="%1."/>
-      <w:lvlJc w:val="left"/>
-      <w:pPr>
-        <w:ind w:left="360" w:hanging="260"/>
-      </w:pPr>
-    </w:lvl>
-  </w:abstractNum>
-  <w:abstractNum w:abstractNumId="8" w15:restartNumberingAfterBreak="0">
-    <w:multiLevelType w:val="hybridMultilevel"/>
-    <w:lvl w:ilvl="0" w15:tentative="1">
-      <w:start w:val="1"/>
-      <w:numFmt w:val="decimal"/>
-      <w:lvlText w:val="%1."/>
-      <w:lvlJc w:val="left"/>
-      <w:pPr>
-        <w:ind w:left="360" w:hanging="260"/>
+      <w:numFmt w:val="bullet"/>
+      <w:lvlText w:val="•"/>
+      <w:lvlJc w:val="start"/>
+      <w:pPr>
+        <w:ind w:left="460" w:hanging="260"/>
       </w:pPr>
     </w:lvl>
   </w:abstractNum>
@@ -2075,19 +2061,19 @@
     </w:lvlOverride>
   </w:num>
   <w:num w:numId="2">
+    <w:abstractNumId w:val="5"/>
+    <w:lvlOverride w:ilvl="0">
+      <w:startOverride w:val="1"/>
+    </w:lvlOverride>
+  </w:num>
+  <w:num w:numId="3">
     <w:abstractNumId w:val="2"/>
     <w:lvlOverride w:ilvl="0">
       <w:startOverride w:val="1"/>
     </w:lvlOverride>
   </w:num>
-  <w:num w:numId="3">
+  <w:num w:numId="4">
     <w:abstractNumId w:val="3"/>
-    <w:lvlOverride w:ilvl="0">
-      <w:startOverride w:val="1"/>
-    </w:lvlOverride>
-  </w:num>
-  <w:num w:numId="4">
-    <w:abstractNumId w:val="4"/>
     <w:lvlOverride w:ilvl="0">
       <w:startOverride w:val="1"/>
     </w:lvlOverride>
@@ -2102,8 +2088,8 @@
       <w:rPr>
         <w:rFonts w:ascii="Calibri" w:cs="Calibri" w:eastAsia="Calibri" w:hAnsi="Calibri"/>
         <w:color w:val="131C18"/>
-        <w:sz w:val="20"/>
-        <w:szCs w:val="20"/>
+        <w:sz w:val="21"/>
+        <w:szCs w:val="21"/>
       </w:rPr>
     </w:rPrDefault>
     <w:pPrDefault/>

--- a/docs/DiaBite-PRD-One-Page.docx
+++ b/docs/DiaBite-PRD-One-Page.docx
@@ -418,6 +418,7 @@
       </w:tblGrid>
       <w:tr>
         <w:trPr>
+          <w:cantSplit/>
           <w:tblHeader/>
         </w:trPr>
         <w:tc>
@@ -495,6 +496,7 @@
       </w:tr>
       <w:tr>
         <w:trPr>
+          <w:cantSplit/>
           <w:tblHeader w:val="false"/>
         </w:trPr>
         <w:tc>
@@ -589,6 +591,7 @@
       </w:tr>
       <w:tr>
         <w:trPr>
+          <w:cantSplit/>
           <w:tblHeader w:val="false"/>
         </w:trPr>
         <w:tc>
@@ -683,6 +686,7 @@
       </w:tr>
       <w:tr>
         <w:trPr>
+          <w:cantSplit/>
           <w:tblHeader w:val="false"/>
         </w:trPr>
         <w:tc>
@@ -777,6 +781,7 @@
       </w:tr>
       <w:tr>
         <w:trPr>
+          <w:cantSplit/>
           <w:tblHeader w:val="false"/>
         </w:trPr>
         <w:tc>
@@ -861,6 +866,7 @@
       </w:tr>
       <w:tr>
         <w:trPr>
+          <w:cantSplit/>
           <w:tblHeader w:val="false"/>
         </w:trPr>
         <w:tc>
@@ -945,6 +951,7 @@
       </w:tr>
       <w:tr>
         <w:trPr>
+          <w:cantSplit/>
           <w:tblHeader w:val="false"/>
         </w:trPr>
         <w:tc>
@@ -1377,7 +1384,7 @@
           <w:sz w:val="21"/>
           <w:szCs w:val="21"/>
         </w:rPr>
-        <w:t xml:space="preserve"> — environment, engine verified end to end, English UI, design direction and clickable prototype ✅ </w:t>
+        <w:t xml:space="preserve"> — environment, engine verified end to end, English UI, design direction and clickable prototype  </w:t>
       </w:r>
       <w:r>
         <w:rPr>
@@ -1415,7 +1422,7 @@
           <w:sz w:val="21"/>
           <w:szCs w:val="21"/>
         </w:rPr>
-        <w:t xml:space="preserve"> — agent loop end to end on existing seed data; engine deployed as HTTP tools ✅ </w:t>
+        <w:t xml:space="preserve"> — agent loop end to end on existing seed data; engine deployed as HTTP tools  </w:t>
       </w:r>
       <w:r>
         <w:rPr>
@@ -1453,7 +1460,7 @@
           <w:sz w:val="21"/>
           <w:szCs w:val="21"/>
         </w:rPr>
-        <w:t xml:space="preserve"> — verifier and evaluation set ✅ </w:t>
+        <w:t xml:space="preserve"> — verifier and evaluation set  </w:t>
       </w:r>
       <w:r>
         <w:rPr>
@@ -1491,7 +1498,7 @@
           <w:sz w:val="21"/>
           <w:szCs w:val="21"/>
         </w:rPr>
-        <w:t xml:space="preserve"> — visible tool trace ✅ </w:t>
+        <w:t xml:space="preserve"> — visible tool trace  </w:t>
       </w:r>
       <w:r>
         <w:rPr>
